--- a/doc/Haoran_Feng_AIInfra_CUHK-Shenzhen_15024999885.docx
+++ b/doc/Haoran_Feng_AIInfra_CUHK-Shenzhen_15024999885.docx
@@ -694,6 +694,37 @@
               <w:spacing w:after="40" w:line="264" w:lineRule="auto"/>
               <w:ind w:left="351"/>
             </w:pPr>
+          </w:p>
+          <w:p>
+            <w:pPr>
+              <w:pStyle w:val="a"/>
+              <w:tabs>
+                <w:tab w:val="num" w:pos="360"/>
+              </w:tabs>
+              <w:spacing w:after="40" w:line="264" w:lineRule="auto"/>
+              <w:ind w:left="351" w:hanging="181"/>
+              <w:rPr>
+                <w:color w:val="auto"/>
+                <w:lang w:eastAsia="zh-CN"/>
+              </w:rPr>
+            </w:pPr>
+            <w:r>
+              <w:rPr>
+                <w:rFonts w:ascii="Times New Roman" w:hAnsi="Times New Roman" w:eastAsia="Times New Roman" w:cs="Times New Roman"/>
+                <w:bCs/>
+                <w:lang w:val="en-US" w:eastAsia="en-US"/>
+                <w:b/>
+              </w:rPr>
+              <w:t xml:space="preserve">Deterministic Router GEMM Optimization on H200: </w:t>
+            </w:r>
+            <w:r>
+              <w:rPr>
+                <w:rFonts w:ascii="Times New Roman" w:hAnsi="Times New Roman" w:eastAsia="Times New Roman" w:cs="Times New Roman"/>
+                <w:bCs/>
+                <w:lang w:val="en-US" w:eastAsia="en-US"/>
+              </w:rPr>
+              <w:t xml:space="preserve">Eliminated wasted work from vLLM Batch-Invariant mode’s fixed 128×128×64 persistent tile in small-M decode by designing and integrating deterministic Triton full-K and DeepGEMM SM90 BF16 paths, validated from kernel and CUDA Graph to full-model execution. For BF16 [M, 2048]×[2048, 128] with M=1/2/4/8/12, Triton full-K was 1.99–2.15× faster than the existing BI kernel, while DeepGEMM reduced Graph p50 from 13.79–14.94 μs to 4.74–4.86 μs (2.84–3.15×). Across 20 target-model scenarios, median 48-layer Router GEMM time fell from 789.23 to 210.01 μs/step (–73.39%) and median per-step GPU busy time by 6.16%, with bitwise agreement in 135/135 kernel and 20/20 full-model tests. Delivered a three-tier backend: DeepGEMM primary, Triton full-K low-dependency fallback, and persistent full-coverage fallback for M&gt;2048 or unsupported configurations.</w:t>
+            </w:r>
           </w:p>
           <w:p>
             <w:pPr>

--- a/doc/Haoran_Feng_AIInfra_CUHK-Shenzhen_15024999885.docx
+++ b/doc/Haoran_Feng_AIInfra_CUHK-Shenzhen_15024999885.docx
@@ -778,6 +778,14 @@
               <w:jc w:val="center"/>
               <w:tblLayout w:type="fixed"/>
               <w:tblLook w:val="04A0" w:firstRow="1" w:lastRow="0" w:firstColumn="1" w:lastColumn="0" w:noHBand="0" w:noVBand="1"/>
+              <w:tblBorders>
+                <w:top w:val="nil"/>
+                <w:left w:val="nil"/>
+                <w:bottom w:val="nil"/>
+                <w:right w:val="nil"/>
+                <w:insideH w:val="nil"/>
+                <w:insideV w:val="nil"/>
+              </w:tblBorders>
             </w:tblPr>
             <w:tblGrid>
               <w:gridCol w:w="3269"/>
@@ -797,6 +805,14 @@
                     <w:bottom w:w="70" w:type="dxa"/>
                     <w:right w:w="110" w:type="dxa"/>
                   </w:tcMar>
+                  <w:tcBorders>
+                    <w:top w:val="nil"/>
+                    <w:left w:val="nil"/>
+                    <w:bottom w:val="nil"/>
+                    <w:right w:val="nil"/>
+                    <w:insideH w:val="nil"/>
+                    <w:insideV w:val="nil"/>
+                  </w:tcBorders>
                 </w:tcPr>
                 <w:p>
                   <w:pPr>
@@ -824,6 +840,14 @@
                     <w:bottom w:w="70" w:type="dxa"/>
                     <w:right w:w="110" w:type="dxa"/>
                   </w:tcMar>
+                  <w:tcBorders>
+                    <w:top w:val="nil"/>
+                    <w:left w:val="nil"/>
+                    <w:bottom w:val="nil"/>
+                    <w:right w:val="nil"/>
+                    <w:insideH w:val="nil"/>
+                    <w:insideV w:val="nil"/>
+                  </w:tcBorders>
                 </w:tcPr>
                 <w:p>
                   <w:pPr>
@@ -857,6 +881,14 @@
                     <w:bottom w:w="70" w:type="dxa"/>
                     <w:right w:w="110" w:type="dxa"/>
                   </w:tcMar>
+                  <w:tcBorders>
+                    <w:top w:val="nil"/>
+                    <w:left w:val="nil"/>
+                    <w:bottom w:val="nil"/>
+                    <w:right w:val="nil"/>
+                    <w:insideH w:val="nil"/>
+                    <w:insideV w:val="nil"/>
+                  </w:tcBorders>
                 </w:tcPr>
                 <w:p>
                   <w:pPr>
@@ -972,43 +1004,6 @@
                 <w:szCs w:val="20"/>
               </w:rPr>
             </w:pPr>
-          </w:p>
-          <w:p>
-            <w:pPr>
-              <w:pStyle w:val="a5"/>
-              <w:keepLines/>
-              <w:numPr>
-                <w:ilvl w:val="0"/>
-                <w:numId w:val="4"/>
-              </w:numPr>
-              <w:spacing w:line="276" w:lineRule="auto"/>
-              <w:rPr>
-                <w:rFonts w:ascii="宋体" w:eastAsia="宋体" w:hAnsi="宋体" w:cstheme="minorHAnsi" w:hint="eastAsia"/>
-                <w:sz w:val="20"/>
-              </w:rPr>
-            </w:pPr>
-            <w:r>
-              <w:rPr>
-                <w:rFonts w:ascii="Times New Roman" w:eastAsia="Times New Roman" w:hAnsi="Times New Roman" w:cs="Times New Roman" w:hint="eastAsia"/>
-                <w:b/>
-                <w:bCs/>
-                <w:color w:val="222222"/>
-                <w:sz w:val="20"/>
-                <w:lang w:eastAsia="en-US" w:val="en-US"/>
-              </w:rPr>
-              <w:t xml:space="preserve">Hot-Operator Optimization &amp; Stability: </w:t>
-            </w:r>
-            <w:r>
-              <w:rPr>
-                <w:rFonts w:ascii="Times New Roman" w:eastAsia="Times New Roman" w:hAnsi="Times New Roman" w:cs="Times New Roman" w:hint="eastAsia"/>
-                <w:b w:val="0"/>
-                <w:bCs/>
-                <w:color w:val="222222"/>
-                <w:sz w:val="20"/>
-                <w:lang w:eastAsia="en-US" w:val="en-US"/>
-              </w:rPr>
-              <w:t>Optimized the Logical_Or scalar-broadcast path and added Logical_And tests, cutting average latency from 21.2 μs to 10.7 μs and raising full-model throughput from 8,187.48 to 8,284.65 under the same configuration; also optimized the AddV2 hot path and aligned ResourceApplyAdam results in graph mode.</w:t>
-            </w:r>
           </w:p>
         </w:tc>
       </w:tr>
@@ -1087,6 +1082,249 @@
             <w:tcBorders>
               <w:bottom w:val="single" w:sz="4" w:space="0" w:color="auto"/>
             </w:tcBorders>
+            <w:tcMar>
+              <w:top w:w="35" w:type="dxa"/>
+              <w:start w:w="55" w:type="dxa"/>
+              <w:bottom w:w="35" w:type="dxa"/>
+              <w:end w:w="55" w:type="dxa"/>
+            </w:tcMar>
+          </w:tcPr>
+          <w:p>
+            <w:pPr>
+              <w:rPr>
+                <w:rFonts w:cstheme="minorHAnsi"/>
+                <w:b/>
+                <w:sz w:val="24"/>
+              </w:rPr>
+            </w:pPr>
+            <w:r>
+              <w:rPr>
+                <w:rFonts w:ascii="Times New Roman" w:eastAsia="Times New Roman" w:hAnsi="Times New Roman" w:cstheme="minorHAnsi" w:cs="Times New Roman"/>
+                <w:b w:val="0"/>
+                <w:sz w:val="24"/>
+                <w:szCs w:val="24"/>
+                <w:lang w:val="en-US" w:eastAsia="en-US"/>
+              </w:rPr>
+              <w:t>RESEARCH &amp; PUBLICATIONS</w:t>
+            </w:r>
+          </w:p>
+        </w:tc>
+      </w:tr>
+      <w:tr>
+        <w:tc>
+          <w:tcPr>
+            <w:tcW w:w="3601" w:type="dxa"/>
+            <w:tcBorders>
+              <w:top w:val="single" w:sz="4" w:space="0" w:color="auto"/>
+            </w:tcBorders>
+            <w:tcMar>
+              <w:top w:w="35" w:type="dxa"/>
+              <w:start w:w="55" w:type="dxa"/>
+              <w:bottom w:w="35" w:type="dxa"/>
+              <w:end w:w="55" w:type="dxa"/>
+            </w:tcMar>
+          </w:tcPr>
+          <w:p>
+            <w:pPr>
+              <w:rPr>
+                <w:rFonts w:ascii="黑体" w:eastAsia="黑体" w:hAnsi="黑体" w:cstheme="minorHAnsi" w:hint="eastAsia"/>
+                <w:b/>
+                <w:sz w:val="18"/>
+                <w:szCs w:val="18"/>
+              </w:rPr>
+            </w:pPr>
+            <w:r>
+              <w:rPr>
+                <w:rFonts w:ascii="Times New Roman" w:eastAsia="Times New Roman" w:hAnsi="Times New Roman" w:cstheme="minorHAnsi" w:cs="Times New Roman"/>
+                <w:b w:val="0"/>
+                <w:sz w:val="18"/>
+                <w:szCs w:val="18"/>
+                <w:lang w:val="en-US" w:eastAsia="en-US"/>
+              </w:rPr>
+              <w:t>Jan 2026-Present</w:t>
+            </w:r>
+          </w:p>
+        </w:tc>
+        <w:tc>
+          <w:tcPr>
+            <w:tcW w:w="526" w:type="dxa"/>
+            <w:tcBorders>
+              <w:top w:val="single" w:sz="4" w:space="0" w:color="auto"/>
+            </w:tcBorders>
+            <w:tcMar>
+              <w:top w:w="35" w:type="dxa"/>
+              <w:start w:w="55" w:type="dxa"/>
+              <w:bottom w:w="35" w:type="dxa"/>
+              <w:end w:w="55" w:type="dxa"/>
+            </w:tcMar>
+          </w:tcPr>
+          <w:p>
+            <w:pPr>
+              <w:jc w:val="center"/>
+              <w:rPr>
+                <w:rFonts w:ascii="黑体" w:eastAsia="黑体" w:hAnsi="黑体" w:cstheme="minorHAnsi" w:hint="eastAsia"/>
+                <w:sz w:val="18"/>
+                <w:szCs w:val="18"/>
+              </w:rPr>
+            </w:pPr>
+          </w:p>
+        </w:tc>
+        <w:tc>
+          <w:tcPr>
+            <w:tcW w:w="5953" w:type="dxa"/>
+            <w:tcBorders>
+              <w:top w:val="single" w:sz="4" w:space="0" w:color="auto"/>
+            </w:tcBorders>
+            <w:tcMar>
+              <w:top w:w="35" w:type="dxa"/>
+              <w:start w:w="55" w:type="dxa"/>
+              <w:bottom w:w="35" w:type="dxa"/>
+              <w:end w:w="55" w:type="dxa"/>
+            </w:tcMar>
+          </w:tcPr>
+          <w:p>
+            <w:pPr>
+              <w:wordWrap w:val="0"/>
+              <w:jc w:val="right"/>
+              <w:rPr>
+                <w:rFonts w:ascii="黑体" w:eastAsia="黑体" w:hAnsi="黑体" w:cstheme="minorHAnsi" w:hint="eastAsia"/>
+                <w:b/>
+                <w:sz w:val="18"/>
+                <w:szCs w:val="18"/>
+              </w:rPr>
+            </w:pPr>
+            <w:r>
+              <w:rPr>
+                <w:rFonts w:ascii="Times New Roman" w:eastAsia="Times New Roman" w:hAnsi="Times New Roman" w:cstheme="minorHAnsi" w:hint="eastAsia" w:cs="Times New Roman"/>
+                <w:b w:val="0"/>
+                <w:bCs/>
+                <w:sz w:val="18"/>
+                <w:szCs w:val="18"/>
+                <w:lang w:val="en-US" w:eastAsia="en-US"/>
+              </w:rPr>
+              <w:t>Key-Token-Aware CoT Distillation for Edge AI</w:t>
+            </w:r>
+          </w:p>
+        </w:tc>
+      </w:tr>
+      <w:tr>
+        <w:tc>
+          <w:tcPr>
+            <w:tcW w:w="10080" w:type="dxa"/>
+            <w:gridSpan w:val="3"/>
+            <w:tcMar>
+              <w:top w:w="35" w:type="dxa"/>
+              <w:start w:w="55" w:type="dxa"/>
+              <w:bottom w:w="35" w:type="dxa"/>
+              <w:end w:w="55" w:type="dxa"/>
+            </w:tcMar>
+          </w:tcPr>
+          <w:p>
+            <w:pPr>
+              <w:spacing w:before="0" w:after="0" w:line="264" w:lineRule="auto"/>
+            </w:pPr>
+            <w:r>
+              <w:rPr>
+                <w:rFonts w:ascii="Times New Roman" w:hAnsi="Times New Roman" w:eastAsia="Times New Roman"/>
+                <w:b w:val="0"/>
+                <w:sz w:val="20"/>
+              </w:rPr>
+              <w:t xml:space="preserve"> </w:t>
+            </w:r>
+          </w:p>
+          <w:p>
+            <w:pPr>
+              <w:pStyle w:val="a"/>
+              <w:keepNext/>
+              <w:numPr>
+                <w:ilvl w:val="0"/>
+                <w:numId w:val="15"/>
+              </w:numPr>
+              <w:spacing w:after="40" w:line="264" w:lineRule="auto" w:before="0"/>
+              <w:rPr>
+                <w:color w:val="auto"/>
+                <w:lang w:eastAsia="zh-CN"/>
+              </w:rPr>
+            </w:pPr>
+            <w:r>
+              <w:rPr>
+                <w:rFonts w:ascii="Times New Roman" w:hAnsi="Times New Roman" w:eastAsia="Times New Roman"/>
+                <w:b/>
+                <w:sz w:val="20"/>
+              </w:rPr>
+              <w:t xml:space="preserve">Compact Models for Edge Deployment: </w:t>
+            </w:r>
+            <w:r>
+              <w:rPr>
+                <w:rFonts w:ascii="Times New Roman" w:hAnsi="Times New Roman" w:eastAsia="Times New Roman"/>
+                <w:b w:val="0"/>
+                <w:sz w:val="20"/>
+              </w:rPr>
+              <w:t>For semantic communication on edge devices, owned model training and tuning. Built structure recovery, key-token-weighted SFT, and preference optimization: recover four-part rationales from shuffled/masked steps and use student preference pairs to reward correctness and structure.</w:t>
+            </w:r>
+          </w:p>
+          <w:p>
+            <w:pPr>
+              <w:pStyle w:val="a"/>
+              <w:keepNext w:val="0"/>
+              <w:numPr>
+                <w:ilvl w:val="0"/>
+                <w:numId w:val="15"/>
+              </w:numPr>
+              <w:spacing w:after="40" w:line="264" w:lineRule="auto" w:before="0"/>
+              <w:rPr>
+                <w:color w:val="auto"/>
+                <w:lang w:eastAsia="zh-CN"/>
+              </w:rPr>
+            </w:pPr>
+            <w:r>
+              <w:rPr>
+                <w:rFonts w:ascii="Times New Roman" w:hAnsi="Times New Roman" w:eastAsia="Times New Roman"/>
+                <w:b/>
+                <w:sz w:val="20"/>
+              </w:rPr>
+              <w:t xml:space="preserve">Intervention-Based Importance &amp; Evaluation: </w:t>
+            </w:r>
+            <w:r>
+              <w:rPr>
+                <w:rFonts w:ascii="Times New Roman" w:hAnsi="Times New Roman" w:eastAsia="Times New Roman"/>
+                <w:b w:val="0"/>
+                <w:sz w:val="20"/>
+              </w:rPr>
+              <w:t>Perturb each rationale token and use the frozen teacher's reference-answer log-likelihood drop to weight SFT and high-importance auxiliary loss. Completed LoRA/DPO, finite checks, and vLLM TP=4 evaluation; Qwen2.5-7B GSM8K/SVAMP pass@1 70.05%/67.67%, pass@5 94.01%/94.00%. Manuscript in preparation; target: AAAI 2027 (CCF-A).</w:t>
+            </w:r>
+          </w:p>
+        </w:tc>
+      </w:tr>
+    </w:tbl>
+    <w:tbl>
+      <w:tblPr>
+        <w:tblStyle w:val="a4"/>
+        <w:tblW w:w="10080" w:type="dxa"/>
+        <w:tblInd w:w="-725" w:type="dxa"/>
+        <w:tblBorders>
+          <w:top w:val="none" w:sz="0" w:space="0" w:color="auto"/>
+          <w:left w:val="none" w:sz="0" w:space="0" w:color="auto"/>
+          <w:bottom w:val="none" w:sz="0" w:space="0" w:color="auto"/>
+          <w:right w:val="none" w:sz="0" w:space="0" w:color="auto"/>
+          <w:insideH w:val="none" w:sz="0" w:space="0" w:color="auto"/>
+          <w:insideV w:val="none" w:sz="0" w:space="0" w:color="auto"/>
+        </w:tblBorders>
+        <w:tblLook w:val="04A0" w:firstRow="1" w:lastRow="0" w:firstColumn="1" w:lastColumn="0" w:noHBand="0" w:noVBand="1"/>
+      </w:tblPr>
+      <w:tblGrid>
+        <w:gridCol w:w="3601"/>
+        <w:gridCol w:w="526"/>
+        <w:gridCol w:w="5953"/>
+      </w:tblGrid>
+      <w:tr>
+        <w:tc>
+          <w:tcPr>
+            <w:tcW w:w="10080" w:type="dxa"/>
+            <w:gridSpan w:val="3"/>
+            <w:tcBorders>
+              <w:bottom w:val="single" w:sz="4" w:space="0" w:color="auto"/>
+            </w:tcBorders>
           </w:tcPr>
           <w:p>
             <w:pPr>
@@ -1384,20 +1622,18 @@
           <w:p>
             <w:pPr>
               <w:rPr>
-                <w:rFonts w:ascii="黑体" w:eastAsia="黑体" w:hAnsi="黑体" w:cstheme="minorHAnsi" w:hint="eastAsia"/>
+                <w:rFonts w:cstheme="minorHAnsi"/>
                 <w:b/>
                 <w:sz w:val="24"/>
               </w:rPr>
             </w:pPr>
             <w:r>
               <w:rPr>
-                <w:rFonts w:ascii="Times New Roman" w:eastAsia="Times New Roman" w:hAnsi="Times New Roman" w:cstheme="minorHAnsi" w:hint="eastAsia" w:cs="Times New Roman"/>
+                <w:rFonts w:ascii="Times New Roman" w:hAnsi="Times New Roman"/>
                 <w:b w:val="0"/>
                 <w:sz w:val="24"/>
-                <w:szCs w:val="24"/>
-                <w:lang w:val="en-US" w:eastAsia="en-US"/>
-              </w:rPr>
-              <w:t>TECHNICAL SKILLS</w:t>
+              </w:rPr>
+              <w:t>TECHNICAL EXPERTISE &amp; QUALIFICATIONS</w:t>
             </w:r>
           </w:p>
         </w:tc>
@@ -1406,138 +1642,104 @@
         <w:tc>
           <w:tcPr>
             <w:tcW w:w="10080" w:type="dxa"/>
+            <w:tcMar>
+              <w:top w:w="25" w:type="dxa"/>
+              <w:start w:w="55" w:type="dxa"/>
+              <w:bottom w:w="25" w:type="dxa"/>
+              <w:end w:w="55" w:type="dxa"/>
+            </w:tcMar>
           </w:tcPr>
           <w:p>
             <w:pPr>
-              <w:pStyle w:val="a5"/>
+              <w:pStyle w:val="a"/>
+              <w:keepNext/>
               <w:numPr>
                 <w:ilvl w:val="0"/>
-                <w:numId w:val="13"/>
+                <w:numId w:val="15"/>
               </w:numPr>
-              <w:spacing w:line="276" w:lineRule="auto"/>
-              <w:rPr>
-                <w:rFonts w:ascii="Times New Roman" w:eastAsia="宋体" w:hAnsi="Times New Roman" w:cstheme="minorHAnsi"/>
+              <w:spacing w:after="40" w:line="264" w:lineRule="auto" w:before="0"/>
+              <w:rPr>
+                <w:color w:val="auto"/>
+                <w:lang w:eastAsia="zh-CN"/>
+              </w:rPr>
+            </w:pPr>
+            <w:r>
+              <w:rPr>
+                <w:rFonts w:ascii="Times New Roman" w:hAnsi="Times New Roman" w:eastAsia="Times New Roman"/>
+                <w:b/>
                 <w:sz w:val="20"/>
-                <w:szCs w:val="20"/>
-              </w:rPr>
-            </w:pPr>
-            <w:r>
-              <w:rPr>
-                <w:rFonts w:ascii="Times New Roman" w:eastAsia="Times New Roman" w:hAnsi="Times New Roman" w:cs="Times New Roman"/>
-                <w:b/>
-                <w:bCs/>
-                <w:color w:val="222222"/>
+              </w:rPr>
+              <w:t xml:space="preserve">Focus &amp; Qualifications: </w:t>
+            </w:r>
+            <w:r>
+              <w:rPr>
+                <w:rFonts w:ascii="Times New Roman" w:hAnsi="Times New Roman" w:eastAsia="Times New Roman"/>
+                <w:b w:val="0"/>
                 <w:sz w:val="20"/>
-                <w:lang w:eastAsia="en-US" w:val="en-US"/>
-              </w:rPr>
-              <w:t xml:space="preserve">Technical Focus: </w:t>
-            </w:r>
-            <w:r>
-              <w:rPr>
-                <w:rFonts w:ascii="Times New Roman" w:eastAsia="Times New Roman" w:hAnsi="Times New Roman" w:cs="Times New Roman"/>
-                <w:b w:val="0"/>
-                <w:bCs/>
-                <w:color w:val="222222"/>
-                <w:sz w:val="20"/>
-                <w:lang w:eastAsia="en-US" w:val="en-US"/>
-              </w:rPr>
-              <w:t>RL infrastructure, GPU operator and performance optimization, and LLM inference systems; hands-on experience with MoE train–inference consistency, multi-GPU inference, and quantized runtimes.</w:t>
-            </w:r>
-          </w:p>
-          <w:p>
-            <w:pPr>
-              <w:pStyle w:val="a5"/>
-              <w:spacing w:line="276" w:lineRule="auto"/>
-              <w:ind w:left="440"/>
-              <w:rPr>
-                <w:rFonts w:ascii="Times New Roman" w:eastAsia="宋体" w:hAnsi="Times New Roman" w:cstheme="minorHAnsi"/>
-                <w:sz w:val="20"/>
-                <w:szCs w:val="20"/>
-              </w:rPr>
-            </w:pPr>
-          </w:p>
-          <w:p>
-            <w:pPr>
-              <w:pStyle w:val="a5"/>
+              </w:rPr>
+              <w:t>RL infrastructure, GPU performance, LLM training/inference/distillation, and edge deployment; IELTS 6.5, CET-6, HCIA-AI certified.</w:t>
+            </w:r>
+          </w:p>
+          <w:p>
+            <w:pPr>
+              <w:pStyle w:val="a"/>
+              <w:keepNext/>
               <w:numPr>
                 <w:ilvl w:val="0"/>
-                <w:numId w:val="13"/>
+                <w:numId w:val="15"/>
               </w:numPr>
-              <w:spacing w:line="276" w:lineRule="auto"/>
-              <w:rPr>
-                <w:rFonts w:ascii="Times New Roman" w:eastAsia="宋体" w:hAnsi="Times New Roman" w:cstheme="minorHAnsi"/>
+              <w:spacing w:after="40" w:line="264" w:lineRule="auto" w:before="0"/>
+              <w:rPr>
+                <w:color w:val="auto"/>
+                <w:lang w:eastAsia="zh-CN"/>
+              </w:rPr>
+            </w:pPr>
+            <w:r>
+              <w:rPr>
+                <w:rFonts w:ascii="Times New Roman" w:hAnsi="Times New Roman" w:eastAsia="Times New Roman"/>
+                <w:b/>
                 <w:sz w:val="20"/>
-                <w:szCs w:val="20"/>
-              </w:rPr>
-            </w:pPr>
-            <w:r>
-              <w:rPr>
-                <w:rFonts w:ascii="Times New Roman" w:eastAsia="Times New Roman" w:hAnsi="Times New Roman" w:cs="Times New Roman" w:hint="eastAsia"/>
-                <w:b/>
-                <w:bCs/>
-                <w:color w:val="222222"/>
+              </w:rPr>
+              <w:t xml:space="preserve">Development &amp; Systems: </w:t>
+            </w:r>
+            <w:r>
+              <w:rPr>
+                <w:rFonts w:ascii="Times New Roman" w:hAnsi="Times New Roman" w:eastAsia="Times New Roman"/>
+                <w:b w:val="0"/>
                 <w:sz w:val="20"/>
-                <w:lang w:eastAsia="en-US" w:val="en-US"/>
-              </w:rPr>
-              <w:t xml:space="preserve">Programming &amp; Performance: </w:t>
-            </w:r>
-            <w:r>
-              <w:rPr>
-                <w:rFonts w:ascii="Times New Roman" w:eastAsia="Times New Roman" w:hAnsi="Times New Roman" w:cs="Times New Roman" w:hint="eastAsia"/>
-                <w:b w:val="0"/>
-                <w:bCs/>
-                <w:color w:val="222222"/>
-                <w:sz w:val="20"/>
-                <w:lang w:eastAsia="en-US" w:val="en-US"/>
-              </w:rPr>
-              <w:t>C/C++, Python, CUDA, Triton, and PyTorch Extensions; engineering experience with PyTorch, veRL, Megatron-LM, vLLM, FlashInfer, CUTLASS, and NCCL. Use Nsight Systems (Nsys), Nsight Compute (NCU), and NVIDIA Compute Sanitizer for kernel profiling, fault isolation, multi-GPU correctness validation, and Kernel–Operator–E2E performance regression.</w:t>
-            </w:r>
-          </w:p>
-          <w:p>
-            <w:pPr>
-              <w:spacing w:line="276" w:lineRule="auto"/>
-              <w:rPr>
-                <w:rFonts w:ascii="Times New Roman" w:eastAsia="宋体" w:hAnsi="Times New Roman" w:cstheme="minorHAnsi"/>
-                <w:sz w:val="20"/>
-                <w:szCs w:val="20"/>
-              </w:rPr>
-            </w:pPr>
-          </w:p>
-          <w:p>
-            <w:pPr>
-              <w:pStyle w:val="a5"/>
+              </w:rPr>
+              <w:t>C/C++, Python, CUDA, Triton, PyTorch Extensions, vLLM, veRL, Megatron-LM, FlashInfer, CUTLASS, and NCCL.</w:t>
+            </w:r>
+          </w:p>
+          <w:p>
+            <w:pPr>
+              <w:pStyle w:val="a"/>
+              <w:keepNext w:val="0"/>
               <w:numPr>
                 <w:ilvl w:val="0"/>
-                <w:numId w:val="13"/>
+                <w:numId w:val="15"/>
               </w:numPr>
-              <w:spacing w:line="276" w:lineRule="auto"/>
-              <w:rPr>
-                <w:rFonts w:ascii="Times New Roman" w:eastAsia="宋体" w:hAnsi="Times New Roman" w:cstheme="minorHAnsi"/>
+              <w:spacing w:after="40" w:line="264" w:lineRule="auto" w:before="0"/>
+              <w:rPr>
+                <w:color w:val="auto"/>
+                <w:lang w:eastAsia="zh-CN"/>
+              </w:rPr>
+            </w:pPr>
+            <w:r>
+              <w:rPr>
+                <w:rFonts w:ascii="Times New Roman" w:hAnsi="Times New Roman" w:eastAsia="Times New Roman"/>
+                <w:b/>
                 <w:sz w:val="20"/>
-                <w:szCs w:val="20"/>
-              </w:rPr>
-            </w:pPr>
-            <w:r>
-              <w:rPr>
-                <w:rFonts w:ascii="Times New Roman" w:eastAsia="Times New Roman" w:hAnsi="Times New Roman" w:cs="Times New Roman"/>
-                <w:b/>
-                <w:bCs/>
-                <w:color w:val="222222"/>
+              </w:rPr>
+              <w:t xml:space="preserve">Engineering Methodology: </w:t>
+            </w:r>
+            <w:r>
+              <w:rPr>
+                <w:rFonts w:ascii="Times New Roman" w:hAnsi="Times New Roman" w:eastAsia="Times New Roman"/>
+                <w:b w:val="0"/>
                 <w:sz w:val="20"/>
-                <w:lang w:val="en-US" w:eastAsia="en-US"/>
-              </w:rPr>
-              <w:t xml:space="preserve">Engineering &amp; Languages: </w:t>
-            </w:r>
-            <w:r>
-              <w:rPr>
-                <w:rFonts w:ascii="Times New Roman" w:eastAsia="Times New Roman" w:hAnsi="Times New Roman" w:cs="Times New Roman"/>
-                <w:b w:val="0"/>
-                <w:bCs/>
-                <w:color w:val="222222"/>
-                <w:sz w:val="20"/>
-                <w:lang w:val="en-US" w:eastAsia="en-US"/>
-              </w:rPr>
-              <w:t>Cross-repository source analysis, minimal reproducers, controlled experiments, automated testing, benchmarking, and technical documentation. Use Claude Code and Codex for code search, implementation, and testing, with human review and correctness/performance regressions. English: IELTS 6.5, CET-6; Huawei HCIA-AI certified.</w:t>
+              </w:rPr>
+              <w:t>Cross-repository analysis, minimal reproducers, controlled experiments, tests, benchmarks, and technical writing; Nsys, NCU, and Compute Sanitizer for profiling, fault isolation, and multi-GPU validation.</w:t>
             </w:r>
           </w:p>
         </w:tc>

--- a/doc/Haoran_Feng_AIInfra_CUHK-Shenzhen_15024999885.docx
+++ b/doc/Haoran_Feng_AIInfra_CUHK-Shenzhen_15024999885.docx
@@ -18,15 +18,17 @@
         <w:tblLook w:val="04A0" w:firstRow="1" w:lastRow="0" w:firstColumn="1" w:lastColumn="0" w:noHBand="0" w:noVBand="1"/>
       </w:tblPr>
       <w:tblGrid>
-        <w:gridCol w:w="3601"/>
-        <w:gridCol w:w="2877"/>
-        <w:gridCol w:w="3602"/>
+        <w:gridCol w:w="3135"/>
+        <w:gridCol w:w="466"/>
+        <w:gridCol w:w="2794"/>
+        <w:gridCol w:w="567"/>
+        <w:gridCol w:w="3118"/>
       </w:tblGrid>
       <w:tr>
         <w:tc>
           <w:tcPr>
             <w:tcW w:w="10080" w:type="dxa"/>
-            <w:gridSpan w:val="3"/>
+            <w:gridSpan w:val="5"/>
             <w:tcBorders>
               <w:top w:val="nil"/>
               <w:left w:val="nil"/>
@@ -47,13 +49,12 @@
             </w:pPr>
             <w:r>
               <w:rPr>
-                <w:rFonts w:ascii="Times New Roman" w:eastAsia="Times New Roman" w:hAnsi="Times New Roman" w:cstheme="minorHAnsi" w:hint="eastAsia" w:cs="Times New Roman"/>
-                <w:b w:val="0"/>
+                <w:rFonts w:ascii="Times New Roman" w:eastAsia="Times New Roman" w:hAnsi="Times New Roman" w:cstheme="minorHAnsi" w:hint="eastAsia"/>
                 <w:bCs/>
                 <w:noProof/>
                 <w:sz w:val="36"/>
                 <w:szCs w:val="36"/>
-                <w:lang w:val="en-US" w:eastAsia="en-US"/>
+                <w:lang w:eastAsia="en-US"/>
               </w:rPr>
               <w:t>Haoran Feng</w:t>
             </w:r>
@@ -64,7 +65,7 @@
         <w:tc>
           <w:tcPr>
             <w:tcW w:w="10080" w:type="dxa"/>
-            <w:gridSpan w:val="3"/>
+            <w:gridSpan w:val="5"/>
             <w:tcBorders>
               <w:top w:val="nil"/>
               <w:left w:val="nil"/>
@@ -82,12 +83,11 @@
             </w:pPr>
             <w:r>
               <w:rPr>
-                <w:rFonts w:ascii="Times New Roman" w:eastAsia="Times New Roman" w:hAnsi="Times New Roman" w:cstheme="minorHAnsi" w:cs="Times New Roman"/>
-                <w:b w:val="0"/>
+                <w:rFonts w:ascii="Times New Roman" w:eastAsia="Times New Roman" w:hAnsi="Times New Roman" w:cstheme="minorHAnsi"/>
                 <w:bCs/>
                 <w:sz w:val="20"/>
                 <w:szCs w:val="20"/>
-                <w:lang w:val="en-US" w:eastAsia="en-US"/>
+                <w:lang w:eastAsia="en-US"/>
               </w:rPr>
               <w:t>Phone: (+86) 15024999885  Email: 225010160@link.cuhk.edu.cn</w:t>
             </w:r>
@@ -98,7 +98,7 @@
         <w:tc>
           <w:tcPr>
             <w:tcW w:w="10080" w:type="dxa"/>
-            <w:gridSpan w:val="3"/>
+            <w:gridSpan w:val="5"/>
             <w:tcBorders>
               <w:top w:val="nil"/>
               <w:left w:val="nil"/>
@@ -121,7 +121,7 @@
         <w:tc>
           <w:tcPr>
             <w:tcW w:w="10080" w:type="dxa"/>
-            <w:gridSpan w:val="3"/>
+            <w:gridSpan w:val="5"/>
             <w:tcBorders>
               <w:top w:val="nil"/>
               <w:left w:val="nil"/>
@@ -139,13 +139,103 @@
             </w:pPr>
             <w:r>
               <w:rPr>
-                <w:rFonts w:ascii="Times New Roman" w:eastAsia="Times New Roman" w:hAnsi="Times New Roman" w:cstheme="minorHAnsi" w:cs="Times New Roman"/>
-                <w:b w:val="0"/>
+                <w:rFonts w:ascii="Times New Roman" w:eastAsia="Times New Roman" w:hAnsi="Times New Roman" w:cstheme="minorHAnsi"/>
                 <w:sz w:val="24"/>
                 <w:szCs w:val="24"/>
-                <w:lang w:val="en-US" w:eastAsia="en-US"/>
+                <w:lang w:eastAsia="en-US"/>
               </w:rPr>
               <w:t>EDUCATION</w:t>
+            </w:r>
+          </w:p>
+        </w:tc>
+      </w:tr>
+      <w:tr>
+        <w:tc>
+          <w:tcPr>
+            <w:tcW w:w="3135" w:type="dxa"/>
+            <w:tcBorders>
+              <w:top w:val="single" w:sz="4" w:space="0" w:color="auto"/>
+              <w:left w:val="nil"/>
+              <w:bottom w:val="nil"/>
+            </w:tcBorders>
+          </w:tcPr>
+          <w:p>
+            <w:pPr>
+              <w:spacing w:line="276" w:lineRule="auto"/>
+              <w:rPr>
+                <w:rFonts w:ascii="黑体" w:eastAsia="黑体" w:hAnsi="黑体" w:cstheme="minorHAnsi" w:hint="eastAsia"/>
+                <w:b/>
+                <w:sz w:val="18"/>
+                <w:szCs w:val="18"/>
+              </w:rPr>
+            </w:pPr>
+            <w:r>
+              <w:rPr>
+                <w:rFonts w:ascii="Times New Roman" w:eastAsia="Times New Roman" w:hAnsi="Times New Roman" w:cstheme="minorHAnsi"/>
+                <w:sz w:val="18"/>
+                <w:szCs w:val="18"/>
+                <w:lang w:eastAsia="en-US"/>
+              </w:rPr>
+              <w:t>Sep 2025–Jun 2027 (Expected)</w:t>
+            </w:r>
+          </w:p>
+        </w:tc>
+        <w:tc>
+          <w:tcPr>
+            <w:tcW w:w="3827" w:type="dxa"/>
+            <w:gridSpan w:val="3"/>
+            <w:tcBorders>
+              <w:top w:val="single" w:sz="4" w:space="0" w:color="auto"/>
+              <w:bottom w:val="nil"/>
+            </w:tcBorders>
+          </w:tcPr>
+          <w:p>
+            <w:pPr>
+              <w:spacing w:line="276" w:lineRule="auto"/>
+              <w:rPr>
+                <w:rFonts w:ascii="Times New Roman" w:hAnsi="Times New Roman" w:cstheme="minorHAnsi"/>
+                <w:sz w:val="18"/>
+                <w:szCs w:val="18"/>
+              </w:rPr>
+            </w:pPr>
+            <w:r>
+              <w:rPr>
+                <w:rFonts w:ascii="Times New Roman" w:eastAsia="Times New Roman" w:hAnsi="Times New Roman" w:cstheme="minorHAnsi"/>
+                <w:sz w:val="18"/>
+                <w:szCs w:val="18"/>
+                <w:lang w:eastAsia="en-US"/>
+              </w:rPr>
+              <w:t>The Chinese University of Hong Kong, Shenzhen</w:t>
+            </w:r>
+          </w:p>
+        </w:tc>
+        <w:tc>
+          <w:tcPr>
+            <w:tcW w:w="3118" w:type="dxa"/>
+            <w:tcBorders>
+              <w:top w:val="single" w:sz="4" w:space="0" w:color="auto"/>
+              <w:bottom w:val="nil"/>
+              <w:right w:val="nil"/>
+            </w:tcBorders>
+          </w:tcPr>
+          <w:p>
+            <w:pPr>
+              <w:spacing w:line="276" w:lineRule="auto"/>
+              <w:jc w:val="right"/>
+              <w:rPr>
+                <w:rFonts w:ascii="黑体" w:eastAsia="黑体" w:hAnsi="黑体" w:cstheme="minorHAnsi" w:hint="eastAsia"/>
+                <w:sz w:val="18"/>
+                <w:szCs w:val="18"/>
+              </w:rPr>
+            </w:pPr>
+            <w:r>
+              <w:rPr>
+                <w:rFonts w:ascii="Times New Roman" w:eastAsia="Times New Roman" w:hAnsi="Times New Roman" w:cstheme="minorHAnsi" w:hint="eastAsia"/>
+                <w:sz w:val="18"/>
+                <w:szCs w:val="18"/>
+                <w:lang w:eastAsia="en-US"/>
+              </w:rPr>
+              <w:t>M.S. in Integrated Circuits and Systems</w:t>
             </w:r>
           </w:p>
         </w:tc>
@@ -154,99 +244,7 @@
         <w:tc>
           <w:tcPr>
             <w:tcW w:w="3601" w:type="dxa"/>
-            <w:tcBorders>
-              <w:top w:val="single" w:sz="4" w:space="0" w:color="auto"/>
-              <w:left w:val="nil"/>
-              <w:bottom w:val="nil"/>
-            </w:tcBorders>
-          </w:tcPr>
-          <w:p>
-            <w:pPr>
-              <w:spacing w:line="276" w:lineRule="auto"/>
-              <w:rPr>
-                <w:rFonts w:ascii="黑体" w:eastAsia="黑体" w:hAnsi="黑体" w:cstheme="minorHAnsi" w:hint="eastAsia"/>
-                <w:b/>
-                <w:sz w:val="18"/>
-                <w:szCs w:val="18"/>
-              </w:rPr>
-            </w:pPr>
-            <w:r>
-              <w:rPr>
-                <w:rFonts w:ascii="Times New Roman" w:eastAsia="Times New Roman" w:hAnsi="Times New Roman" w:cstheme="minorHAnsi" w:cs="Times New Roman"/>
-                <w:b w:val="0"/>
-                <w:sz w:val="18"/>
-                <w:szCs w:val="18"/>
-                <w:lang w:val="en-US" w:eastAsia="en-US"/>
-              </w:rPr>
-              <w:t>Sep 2025–Jun 2027 (Expected)</w:t>
-            </w:r>
-          </w:p>
-        </w:tc>
-        <w:tc>
-          <w:tcPr>
-            <w:tcW w:w="2877" w:type="dxa"/>
-            <w:tcBorders>
-              <w:top w:val="single" w:sz="4" w:space="0" w:color="auto"/>
-              <w:bottom w:val="nil"/>
-            </w:tcBorders>
-          </w:tcPr>
-          <w:p>
-            <w:pPr>
-              <w:spacing w:line="276" w:lineRule="auto"/>
-              <w:rPr>
-                <w:rFonts w:ascii="黑体" w:eastAsia="黑体" w:hAnsi="黑体" w:cstheme="minorHAnsi" w:hint="eastAsia"/>
-                <w:sz w:val="18"/>
-                <w:szCs w:val="18"/>
-              </w:rPr>
-            </w:pPr>
-            <w:r>
-              <w:rPr>
-                <w:rFonts w:ascii="Times New Roman" w:eastAsia="Times New Roman" w:hAnsi="Times New Roman" w:cstheme="minorHAnsi" w:cs="Times New Roman"/>
-                <w:b w:val="0"/>
-                <w:sz w:val="18"/>
-                <w:szCs w:val="18"/>
-                <w:lang w:val="en-US" w:eastAsia="en-US"/>
-              </w:rPr>
-              <w:t>The Chinese University of Hong Kong, Shenzhen</w:t>
-            </w:r>
-          </w:p>
-        </w:tc>
-        <w:tc>
-          <w:tcPr>
-            <w:tcW w:w="3602" w:type="dxa"/>
-            <w:tcBorders>
-              <w:top w:val="single" w:sz="4" w:space="0" w:color="auto"/>
-              <w:bottom w:val="nil"/>
-              <w:right w:val="nil"/>
-            </w:tcBorders>
-          </w:tcPr>
-          <w:p>
-            <w:pPr>
-              <w:spacing w:line="276" w:lineRule="auto"/>
-              <w:jc w:val="right"/>
-              <w:rPr>
-                <w:rFonts w:ascii="黑体" w:eastAsia="黑体" w:hAnsi="黑体" w:cstheme="minorHAnsi" w:hint="eastAsia"/>
-                <w:sz w:val="18"/>
-                <w:szCs w:val="18"/>
-              </w:rPr>
-            </w:pPr>
-            <w:r>
-              <w:rPr>
-                <w:rFonts w:ascii="Times New Roman" w:eastAsia="Times New Roman" w:hAnsi="Times New Roman" w:cstheme="minorHAnsi" w:hint="eastAsia" w:cs="Times New Roman"/>
-                <w:b w:val="0"/>
-                <w:sz w:val="18"/>
-                <w:szCs w:val="18"/>
-                <w:lang w:val="en-US" w:eastAsia="en-US"/>
-              </w:rPr>
-              <w:t>M.S. in Integrated Circuits and Systems</w:t>
-            </w:r>
-          </w:p>
-        </w:tc>
-      </w:tr>
-      <w:tr>
-        <w:tc>
-          <w:tcPr>
-            <w:tcW w:w="3601" w:type="dxa"/>
+            <w:gridSpan w:val="2"/>
             <w:tcBorders>
               <w:top w:val="nil"/>
               <w:left w:val="nil"/>
@@ -265,11 +263,10 @@
             </w:pPr>
             <w:r>
               <w:rPr>
-                <w:rFonts w:ascii="Times New Roman" w:eastAsia="Times New Roman" w:hAnsi="Times New Roman" w:cstheme="minorHAnsi" w:cs="Times New Roman"/>
-                <w:b w:val="0"/>
+                <w:rFonts w:ascii="Times New Roman" w:eastAsia="Times New Roman" w:hAnsi="Times New Roman" w:cstheme="minorHAnsi"/>
                 <w:sz w:val="18"/>
                 <w:szCs w:val="18"/>
-                <w:lang w:val="en-US" w:eastAsia="en-US"/>
+                <w:lang w:eastAsia="en-US"/>
               </w:rPr>
               <w:t>Sep 2021–Jun 2025</w:t>
             </w:r>
@@ -277,7 +274,7 @@
         </w:tc>
         <w:tc>
           <w:tcPr>
-            <w:tcW w:w="2877" w:type="dxa"/>
+            <w:tcW w:w="2794" w:type="dxa"/>
             <w:tcBorders>
               <w:top w:val="nil"/>
               <w:bottom w:val="nil"/>
@@ -295,11 +292,10 @@
             </w:pPr>
             <w:r>
               <w:rPr>
-                <w:rFonts w:ascii="Times New Roman" w:eastAsia="Times New Roman" w:hAnsi="Times New Roman" w:cstheme="minorHAnsi" w:hint="eastAsia" w:cs="Times New Roman"/>
-                <w:b w:val="0"/>
+                <w:rFonts w:ascii="Times New Roman" w:eastAsia="Times New Roman" w:hAnsi="Times New Roman" w:cstheme="minorHAnsi" w:hint="eastAsia"/>
                 <w:sz w:val="18"/>
                 <w:szCs w:val="18"/>
-                <w:lang w:val="en-US" w:eastAsia="en-US"/>
+                <w:lang w:eastAsia="en-US"/>
               </w:rPr>
               <w:t>Shandong University (Project 985)</w:t>
             </w:r>
@@ -307,7 +303,8 @@
         </w:tc>
         <w:tc>
           <w:tcPr>
-            <w:tcW w:w="3602" w:type="dxa"/>
+            <w:tcW w:w="3685" w:type="dxa"/>
+            <w:gridSpan w:val="2"/>
             <w:tcBorders>
               <w:top w:val="nil"/>
               <w:bottom w:val="nil"/>
@@ -327,11 +324,10 @@
             </w:pPr>
             <w:r>
               <w:rPr>
-                <w:rFonts w:ascii="Times New Roman" w:eastAsia="Times New Roman" w:hAnsi="Times New Roman" w:cstheme="minorHAnsi" w:hint="eastAsia" w:cs="Times New Roman"/>
-                <w:b w:val="0"/>
+                <w:rFonts w:ascii="Times New Roman" w:eastAsia="Times New Roman" w:hAnsi="Times New Roman" w:cstheme="minorHAnsi" w:hint="eastAsia"/>
                 <w:sz w:val="18"/>
                 <w:szCs w:val="18"/>
-                <w:lang w:val="en-US" w:eastAsia="en-US"/>
+                <w:lang w:eastAsia="en-US"/>
               </w:rPr>
               <w:t>B.S. in Electronic Science and Technology / Computer Science and Technology</w:t>
             </w:r>
@@ -345,7 +341,7 @@
         <w:tc>
           <w:tcPr>
             <w:tcW w:w="10080" w:type="dxa"/>
-            <w:gridSpan w:val="3"/>
+            <w:gridSpan w:val="5"/>
             <w:tcBorders>
               <w:top w:val="nil"/>
               <w:left w:val="nil"/>
@@ -364,21 +360,20 @@
             </w:pPr>
             <w:r>
               <w:rPr>
-                <w:rFonts w:ascii="Times New Roman" w:eastAsia="Times New Roman" w:hAnsi="Times New Roman" w:cstheme="minorHAnsi" w:hint="eastAsia" w:cs="Times New Roman"/>
+                <w:rFonts w:ascii="Times New Roman" w:eastAsia="Times New Roman" w:hAnsi="Times New Roman" w:cstheme="minorHAnsi" w:hint="eastAsia"/>
                 <w:b/>
                 <w:sz w:val="21"/>
                 <w:szCs w:val="21"/>
-                <w:lang w:val="en-US" w:eastAsia="en-US"/>
+                <w:lang w:eastAsia="en-US"/>
               </w:rPr>
               <w:t xml:space="preserve">Honors: </w:t>
             </w:r>
             <w:r>
               <w:rPr>
-                <w:rFonts w:ascii="Times New Roman" w:eastAsia="Times New Roman" w:hAnsi="Times New Roman" w:cstheme="minorHAnsi" w:hint="eastAsia" w:cs="Times New Roman"/>
-                <w:b w:val="0"/>
+                <w:rFonts w:ascii="Times New Roman" w:eastAsia="Times New Roman" w:hAnsi="Times New Roman" w:cstheme="minorHAnsi" w:hint="eastAsia"/>
                 <w:sz w:val="21"/>
                 <w:szCs w:val="21"/>
-                <w:lang w:val="en-US" w:eastAsia="en-US"/>
+                <w:lang w:eastAsia="en-US"/>
               </w:rPr>
               <w:t>Academic Scholarship (Top 20%); Special Talent Scholarship for Innovation and Competitions.</w:t>
             </w:r>
@@ -413,9 +408,9 @@
         <w:tblLook w:val="04A0" w:firstRow="1" w:lastRow="0" w:firstColumn="1" w:lastColumn="0" w:noHBand="0" w:noVBand="1"/>
       </w:tblPr>
       <w:tblGrid>
-        <w:gridCol w:w="3601"/>
-        <w:gridCol w:w="3602"/>
-        <w:gridCol w:w="2877"/>
+        <w:gridCol w:w="2426"/>
+        <w:gridCol w:w="3828"/>
+        <w:gridCol w:w="3826"/>
         <w:gridCol w:w="726"/>
       </w:tblGrid>
       <w:tr>
@@ -441,11 +436,10 @@
             </w:pPr>
             <w:r>
               <w:rPr>
-                <w:rFonts w:ascii="Times New Roman" w:eastAsia="Times New Roman" w:hAnsi="Times New Roman" w:cstheme="minorHAnsi" w:cs="Times New Roman"/>
-                <w:b w:val="0"/>
+                <w:rFonts w:ascii="Times New Roman" w:eastAsia="Times New Roman" w:hAnsi="Times New Roman" w:cstheme="minorHAnsi"/>
                 <w:sz w:val="24"/>
                 <w:szCs w:val="24"/>
-                <w:lang w:val="en-US" w:eastAsia="en-US"/>
+                <w:lang w:eastAsia="en-US"/>
               </w:rPr>
               <w:t>EXPERIENCE</w:t>
             </w:r>
@@ -465,7 +459,7 @@
         </w:tblPrEx>
         <w:tc>
           <w:tcPr>
-            <w:tcW w:w="3601" w:type="dxa"/>
+            <w:tcW w:w="2426" w:type="dxa"/>
             <w:tcBorders>
               <w:top w:val="nil"/>
               <w:left w:val="nil"/>
@@ -478,17 +472,19 @@
               <w:rPr>
                 <w:rFonts w:ascii="黑体" w:eastAsia="黑体" w:hAnsi="黑体" w:cstheme="minorHAnsi" w:hint="eastAsia"/>
                 <w:b/>
+                <w:bCs/>
                 <w:sz w:val="18"/>
                 <w:szCs w:val="18"/>
               </w:rPr>
             </w:pPr>
             <w:r>
               <w:rPr>
-                <w:rFonts w:ascii="Times New Roman" w:eastAsia="Times New Roman" w:hAnsi="Times New Roman" w:cstheme="minorHAnsi" w:cs="Times New Roman"/>
-                <w:b w:val="0"/>
+                <w:rFonts w:ascii="Times New Roman" w:eastAsia="Times New Roman" w:hAnsi="Times New Roman" w:cstheme="minorHAnsi"/>
+                <w:b/>
+                <w:bCs/>
                 <w:sz w:val="18"/>
                 <w:szCs w:val="18"/>
-                <w:lang w:val="en-US" w:eastAsia="en-US"/>
+                <w:lang w:eastAsia="en-US"/>
               </w:rPr>
               <w:t>Apr 2026–Present</w:t>
             </w:r>
@@ -496,7 +492,7 @@
         </w:tc>
         <w:tc>
           <w:tcPr>
-            <w:tcW w:w="3602" w:type="dxa"/>
+            <w:tcW w:w="3828" w:type="dxa"/>
             <w:tcBorders>
               <w:top w:val="nil"/>
               <w:left w:val="nil"/>
@@ -509,17 +505,19 @@
               <w:rPr>
                 <w:rFonts w:ascii="黑体" w:eastAsia="黑体" w:hAnsi="黑体" w:cstheme="minorHAnsi" w:hint="eastAsia"/>
                 <w:b/>
+                <w:bCs/>
                 <w:sz w:val="18"/>
                 <w:szCs w:val="18"/>
               </w:rPr>
             </w:pPr>
             <w:r>
               <w:rPr>
-                <w:rFonts w:ascii="Times New Roman" w:eastAsia="Times New Roman" w:hAnsi="Times New Roman" w:cstheme="minorHAnsi" w:hint="eastAsia" w:cs="Times New Roman"/>
-                <w:b w:val="0"/>
+                <w:rFonts w:ascii="Times New Roman" w:eastAsia="Times New Roman" w:hAnsi="Times New Roman" w:cstheme="minorHAnsi" w:hint="eastAsia"/>
+                <w:b/>
+                <w:bCs/>
                 <w:sz w:val="18"/>
                 <w:szCs w:val="18"/>
-                <w:lang w:val="en-US" w:eastAsia="en-US"/>
+                <w:lang w:eastAsia="en-US"/>
               </w:rPr>
               <w:t>Ubiquant Investment — AI Research Institute</w:t>
             </w:r>
@@ -527,7 +525,7 @@
         </w:tc>
         <w:tc>
           <w:tcPr>
-            <w:tcW w:w="3603" w:type="dxa"/>
+            <w:tcW w:w="4552" w:type="dxa"/>
             <w:gridSpan w:val="2"/>
             <w:tcBorders>
               <w:top w:val="nil"/>
@@ -541,17 +539,19 @@
               <w:rPr>
                 <w:rFonts w:ascii="黑体" w:eastAsia="黑体" w:hAnsi="黑体" w:cstheme="minorHAnsi" w:hint="eastAsia"/>
                 <w:b/>
+                <w:bCs/>
                 <w:sz w:val="18"/>
                 <w:szCs w:val="18"/>
               </w:rPr>
             </w:pPr>
             <w:r>
               <w:rPr>
-                <w:rFonts w:ascii="Times New Roman" w:eastAsia="Times New Roman" w:hAnsi="Times New Roman" w:cstheme="minorHAnsi" w:cs="Times New Roman"/>
-                <w:b w:val="0"/>
+                <w:rFonts w:ascii="Times New Roman" w:eastAsia="Times New Roman" w:hAnsi="Times New Roman" w:cstheme="minorHAnsi"/>
+                <w:b/>
+                <w:bCs/>
                 <w:sz w:val="18"/>
                 <w:szCs w:val="18"/>
-                <w:lang w:val="en-US" w:eastAsia="en-US"/>
+                <w:lang w:eastAsia="en-US"/>
               </w:rPr>
               <w:t>LLM Systems &amp; High-Performance Computing Intern</w:t>
             </w:r>
@@ -612,21 +612,28 @@
                 <w:color w:val="auto"/>
               </w:rPr>
             </w:pPr>
-            <w:r>
-              <w:rPr>
-                <w:rFonts w:ascii="Times New Roman" w:hAnsi="Times New Roman" w:eastAsia="Times New Roman" w:cs="Times New Roman"/>
-                <w:b/>
-                <w:bCs/>
-                <w:lang w:val="en-US" w:eastAsia="en-US"/>
-              </w:rPr>
-              <w:t xml:space="preserve">FlashInfer CUDA Graph Stability: </w:t>
-            </w:r>
-            <w:r>
-              <w:rPr>
-                <w:rFonts w:ascii="Times New Roman" w:hAnsi="Times New Roman" w:eastAsia="Times New Roman" w:cs="Times New Roman"/>
-                <w:b w:val="0"/>
-                <w:bCs/>
-                <w:lang w:val="en-US" w:eastAsia="en-US"/>
+            <w:proofErr w:type="spellStart"/>
+            <w:r>
+              <w:rPr>
+                <w:rFonts w:eastAsia="Times New Roman"/>
+                <w:b/>
+                <w:bCs/>
+              </w:rPr>
+              <w:t>FlashInfer</w:t>
+            </w:r>
+            <w:proofErr w:type="spellEnd"/>
+            <w:r>
+              <w:rPr>
+                <w:rFonts w:eastAsia="Times New Roman"/>
+                <w:b/>
+                <w:bCs/>
+              </w:rPr>
+              <w:t xml:space="preserve"> CUDA Graph Stability: </w:t>
+            </w:r>
+            <w:r>
+              <w:rPr>
+                <w:rFonts w:eastAsia="Times New Roman"/>
+                <w:bCs/>
               </w:rPr>
               <w:t>Resolved vLLM rollout hangs under TP=2 FULL CUDA Graph on H200. Built a two-GPU reproducer and traced the issue to the polling logic in fused AllReduce + RMSNorm: FTZ caused the floating-point check for a Lamport -0.0 sentinel to misclassify valid negative FP32 subnormals, leaving the GPU kernel spinning indefinitely. Replaced the check with an exact 0x80000000 bit-pattern comparison; the two-GPU reproducer and model-level Graph on/off regressions all passed, with no timeout or hang across repeated Graph replays.</w:t>
             </w:r>
@@ -659,27 +666,161 @@
             </w:pPr>
             <w:r>
               <w:rPr>
-                <w:rFonts w:ascii="Times New Roman" w:hAnsi="Times New Roman" w:eastAsia="Times New Roman" w:cs="Times New Roman"/>
-                <w:b/>
-                <w:bCs/>
-                <w:lang w:val="en-US" w:eastAsia="en-US"/>
+                <w:rFonts w:eastAsia="Times New Roman"/>
+                <w:b/>
+                <w:bCs/>
               </w:rPr>
               <w:t xml:space="preserve">R3 Router Replay: </w:t>
             </w:r>
             <w:r>
               <w:rPr>
-                <w:rFonts w:ascii="Times New Roman" w:hAnsi="Times New Roman" w:eastAsia="Times New Roman" w:cs="Times New Roman"/>
-                <w:b w:val="0"/>
-                <w:bCs/>
-                <w:lang w:val="en-US" w:eastAsia="en-US"/>
-              </w:rPr>
-              <w:t>Reproduced Xiaomi’s published R3 method to address MoE routing divergence between vLLM rollout and Megatron training. Implemented route capture, transport, and replay at [token, MoE layer, top-k] granularity, plus response-mask alignment and explicit anomaly checks; covered 18 CPU tests. In a 20-step run on 8×H200 with Qwen3-30B-A3B BF16, reduced route mismatch from 17%–19% to 0, F_tau_2 by 36–145×, and KL by 4–7×. Scaled to 128 GPUs, completed a 200-step single-round competition task with an internal 300B model under SwanLab monitoring; results matched the 8-GPU run and the changes were merged into the development branch.</w:t>
-            </w:r>
-          </w:p>
-          <w:p>
-            <w:pPr>
-              <w:pStyle w:val="a5"/>
-            </w:pPr>
+                <w:rFonts w:eastAsia="Times New Roman"/>
+                <w:bCs/>
+              </w:rPr>
+              <w:t xml:space="preserve">Reproduced Xiaomi’s published R3 method to address MoE routing divergence between vLLM rollout and Megatron training. Implemented route capture, transport, and replay at [token, MoE layer, top-k] granularity, plus response-mask alignment and explicit anomaly checks; covered 18 CPU tests. In a 20-step run on 8×H200 with Qwen3-30B-A3B BF16, reduced route mismatch from </w:t>
+            </w:r>
+            <w:r>
+              <w:rPr>
+                <w:rFonts w:eastAsia="Times New Roman"/>
+                <w:b/>
+              </w:rPr>
+              <w:t>17%–19%</w:t>
+            </w:r>
+            <w:r>
+              <w:rPr>
+                <w:rFonts w:eastAsia="Times New Roman"/>
+                <w:bCs/>
+              </w:rPr>
+              <w:t xml:space="preserve"> to 0, F_tau_2 by</w:t>
+            </w:r>
+            <w:r>
+              <w:rPr>
+                <w:rFonts w:eastAsia="Times New Roman"/>
+                <w:b/>
+              </w:rPr>
+              <w:t xml:space="preserve"> 36–145×</w:t>
+            </w:r>
+            <w:r>
+              <w:rPr>
+                <w:rFonts w:eastAsia="Times New Roman"/>
+                <w:bCs/>
+              </w:rPr>
+              <w:t>, and KL by</w:t>
+            </w:r>
+            <w:r>
+              <w:rPr>
+                <w:rFonts w:eastAsia="Times New Roman"/>
+                <w:b/>
+              </w:rPr>
+              <w:t xml:space="preserve"> 4–7×.</w:t>
+            </w:r>
+            <w:r>
+              <w:rPr>
+                <w:rFonts w:eastAsia="Times New Roman"/>
+                <w:bCs/>
+              </w:rPr>
+              <w:t xml:space="preserve"> Scaled to 128 GPUs, completed a 200-step single-round competition task with an internal 300B model under SwanLab monitoring; results matched the 8-GPU run and the changes were merged into the development branch.</w:t>
+            </w:r>
+          </w:p>
+          <w:p>
+            <w:pPr>
+              <w:pStyle w:val="a"/>
+              <w:numPr>
+                <w:ilvl w:val="0"/>
+                <w:numId w:val="0"/>
+              </w:numPr>
+              <w:tabs>
+                <w:tab w:val="num" w:pos="360"/>
+              </w:tabs>
+              <w:spacing w:after="40" w:line="264" w:lineRule="auto"/>
+            </w:pPr>
+          </w:p>
+          <w:p>
+            <w:pPr>
+              <w:pStyle w:val="a"/>
+              <w:tabs>
+                <w:tab w:val="num" w:pos="360"/>
+              </w:tabs>
+              <w:spacing w:after="40" w:line="264" w:lineRule="auto"/>
+              <w:ind w:left="351" w:hanging="181"/>
+              <w:rPr>
+                <w:color w:val="auto"/>
+                <w:lang w:eastAsia="zh-CN"/>
+              </w:rPr>
+            </w:pPr>
+            <w:r>
+              <w:rPr>
+                <w:rFonts w:eastAsia="Times New Roman"/>
+                <w:b/>
+                <w:bCs/>
+              </w:rPr>
+              <w:t xml:space="preserve">Deterministic Router GEMM Optimization on H200: </w:t>
+            </w:r>
+            <w:r>
+              <w:rPr>
+                <w:rFonts w:eastAsia="Times New Roman"/>
+                <w:bCs/>
+              </w:rPr>
+              <w:t xml:space="preserve">Eliminated wasted work from vLLM Batch-Invariant mode’s fixed 128×128×64 persistent tile in small-M decode by designing and integrating deterministic Triton full-K and DeepGEMM SM90 BF16 paths, validated from kernel and CUDA Graph to full-model execution. For BF16 [M, </w:t>
+            </w:r>
+            <w:proofErr w:type="gramStart"/>
+            <w:r>
+              <w:rPr>
+                <w:rFonts w:eastAsia="Times New Roman"/>
+                <w:bCs/>
+              </w:rPr>
+              <w:t>2048]×</w:t>
+            </w:r>
+            <w:proofErr w:type="gramEnd"/>
+            <w:r>
+              <w:rPr>
+                <w:rFonts w:eastAsia="Times New Roman"/>
+                <w:bCs/>
+              </w:rPr>
+              <w:t xml:space="preserve">[2048, 128] with M=1/2/4/8/12, Triton full-K was </w:t>
+            </w:r>
+            <w:r>
+              <w:rPr>
+                <w:rFonts w:eastAsia="Times New Roman"/>
+                <w:b/>
+              </w:rPr>
+              <w:t>1.99–2.15×</w:t>
+            </w:r>
+            <w:r>
+              <w:rPr>
+                <w:rFonts w:eastAsia="Times New Roman"/>
+                <w:bCs/>
+              </w:rPr>
+              <w:t xml:space="preserve"> faster than the existing BI kernel, while DeepGEMM reduced Graph p50 from 13.79–14.94 μs to 4.74–4.86 μs (</w:t>
+            </w:r>
+            <w:r>
+              <w:rPr>
+                <w:rFonts w:eastAsia="Times New Roman"/>
+                <w:b/>
+              </w:rPr>
+              <w:t>2.84–3.15×</w:t>
+            </w:r>
+            <w:r>
+              <w:rPr>
+                <w:rFonts w:eastAsia="Times New Roman"/>
+                <w:bCs/>
+              </w:rPr>
+              <w:t>). Across 20 target-model scenarios, median 48-layer Router GEMM time fell from 789.23 to 210.01 μs/step (</w:t>
+            </w:r>
+            <w:r>
+              <w:rPr>
+                <w:rFonts w:eastAsia="Times New Roman"/>
+                <w:b/>
+              </w:rPr>
+              <w:t>–73.39%</w:t>
+            </w:r>
+            <w:r>
+              <w:rPr>
+                <w:rFonts w:eastAsia="Times New Roman"/>
+                <w:bCs/>
+              </w:rPr>
+              <w:t>) and median per-step GPU busy time by 6.16%, with bitwise agreement in 135/135 kernel and 20/20 full-model tests. Delivered a three-tier backend: DeepGEMM primary, Triton full-K low-dependency fallback, and persistent full-coverage fallback for M&gt;2048 or unsupported configurations.</w:t>
+            </w:r>
           </w:p>
           <w:p>
             <w:pPr>
@@ -693,6 +834,10 @@
               </w:tabs>
               <w:spacing w:after="40" w:line="264" w:lineRule="auto"/>
               <w:ind w:left="351"/>
+              <w:rPr>
+                <w:color w:val="auto"/>
+                <w:lang w:eastAsia="zh-CN"/>
+              </w:rPr>
             </w:pPr>
           </w:p>
           <w:p>
@@ -710,52 +855,46 @@
             </w:pPr>
             <w:r>
               <w:rPr>
-                <w:rFonts w:ascii="Times New Roman" w:hAnsi="Times New Roman" w:eastAsia="Times New Roman" w:cs="Times New Roman"/>
-                <w:bCs/>
-                <w:lang w:val="en-US" w:eastAsia="en-US"/>
-                <w:b/>
-              </w:rPr>
-              <w:t xml:space="preserve">Deterministic Router GEMM Optimization on H200: </w:t>
-            </w:r>
-            <w:r>
-              <w:rPr>
-                <w:rFonts w:ascii="Times New Roman" w:hAnsi="Times New Roman" w:eastAsia="Times New Roman" w:cs="Times New Roman"/>
-                <w:bCs/>
-                <w:lang w:val="en-US" w:eastAsia="en-US"/>
-              </w:rPr>
-              <w:t xml:space="preserve">Eliminated wasted work from vLLM Batch-Invariant mode’s fixed 128×128×64 persistent tile in small-M decode by designing and integrating deterministic Triton full-K and DeepGEMM SM90 BF16 paths, validated from kernel and CUDA Graph to full-model execution. For BF16 [M, 2048]×[2048, 128] with M=1/2/4/8/12, Triton full-K was 1.99–2.15× faster than the existing BI kernel, while DeepGEMM reduced Graph p50 from 13.79–14.94 μs to 4.74–4.86 μs (2.84–3.15×). Across 20 target-model scenarios, median 48-layer Router GEMM time fell from 789.23 to 210.01 μs/step (–73.39%) and median per-step GPU busy time by 6.16%, with bitwise agreement in 135/135 kernel and 20/20 full-model tests. Delivered a three-tier backend: DeepGEMM primary, Triton full-K low-dependency fallback, and persistent full-coverage fallback for M&gt;2048 or unsupported configurations.</w:t>
-            </w:r>
-          </w:p>
-          <w:p>
-            <w:pPr>
-              <w:pStyle w:val="a"/>
-              <w:tabs>
-                <w:tab w:val="num" w:pos="360"/>
-              </w:tabs>
-              <w:spacing w:after="40" w:line="264" w:lineRule="auto"/>
-              <w:ind w:left="351" w:hanging="181"/>
-              <w:rPr>
-                <w:color w:val="auto"/>
-                <w:lang w:eastAsia="zh-CN"/>
-              </w:rPr>
-            </w:pPr>
-            <w:r>
-              <w:rPr>
-                <w:rFonts w:ascii="Times New Roman" w:hAnsi="Times New Roman" w:eastAsia="Times New Roman" w:cs="Times New Roman"/>
-                <w:b/>
-                <w:bCs/>
-                <w:lang w:val="en-US" w:eastAsia="en-US"/>
+                <w:rFonts w:eastAsia="Times New Roman"/>
+                <w:b/>
+                <w:bCs/>
               </w:rPr>
               <w:t xml:space="preserve">OE Asynchronous Operator Development: </w:t>
             </w:r>
             <w:r>
               <w:rPr>
-                <w:rFonts w:ascii="Times New Roman" w:hAnsi="Times New Roman" w:eastAsia="Times New Roman" w:cs="Times New Roman"/>
-                <w:b w:val="0"/>
-                <w:bCs/>
-                <w:lang w:val="en-US" w:eastAsia="en-US"/>
-              </w:rPr>
-              <w:t>Kept recent-token history and oe_input_ids construction on GPU and used a Triton fused hash to remove GPU-to-CPU synchronization waits and CPU-to-GPU transfers. Fixed cross-step state updates across prefill, decode, mixed batches, request resumption, slot reuse, and reorder. All 28 TP1 cases passed; throughput improved 4.99% over sync and 1.94% over async-unfused. For TP2/TP4, a batch-invariant safety path raised deterministic pass counts from 41/84 and 63/84 to 84/84 with zero mismatches, while decode throughput improved ~4.6%/~3.0%.</w:t>
+                <w:rFonts w:eastAsia="Times New Roman"/>
+                <w:bCs/>
+              </w:rPr>
+              <w:t>Kept recent-token history and oe_input_ids construction on GPU and used a Triton fused hash to remove GPU-to-CPU synchronization waits and CPU-to-GPU transfers. Fixed cross-step state updates across prefill, decode, mixed batches, request resumption, slot reuse, and reorder. All 28 TP1 cases passed; throughput improved</w:t>
+            </w:r>
+            <w:r>
+              <w:rPr>
+                <w:rFonts w:eastAsia="Times New Roman"/>
+                <w:b/>
+              </w:rPr>
+              <w:t xml:space="preserve"> 4.99%</w:t>
+            </w:r>
+            <w:r>
+              <w:rPr>
+                <w:rFonts w:eastAsia="Times New Roman"/>
+                <w:bCs/>
+              </w:rPr>
+              <w:t xml:space="preserve"> over sync and 1.94% over async-unfused. For TP2/TP4, a batch-invariant safety path raised deterministic pass counts from 41/84 and 63/84 to 84/84 with zero mismatches, while decode throughput improved</w:t>
+            </w:r>
+            <w:r>
+              <w:rPr>
+                <w:rFonts w:eastAsia="Times New Roman"/>
+                <w:b/>
+              </w:rPr>
+              <w:t xml:space="preserve"> ~4.6%/~3.0%</w:t>
+            </w:r>
+            <w:r>
+              <w:rPr>
+                <w:rFonts w:eastAsia="Times New Roman"/>
+                <w:bCs/>
+              </w:rPr>
+              <w:t>.</w:t>
             </w:r>
           </w:p>
           <w:p>
@@ -766,7 +905,6 @@
                 <w:numId w:val="0"/>
               </w:numPr>
               <w:spacing w:after="40" w:line="264" w:lineRule="auto"/>
-              <w:ind w:left="351"/>
               <w:rPr>
                 <w:lang w:eastAsia="zh-CN"/>
               </w:rPr>
@@ -776,8 +914,6 @@
             <w:tblPr>
               <w:tblW w:w="0" w:type="auto"/>
               <w:jc w:val="center"/>
-              <w:tblLayout w:type="fixed"/>
-              <w:tblLook w:val="04A0" w:firstRow="1" w:lastRow="0" w:firstColumn="1" w:lastColumn="0" w:noHBand="0" w:noVBand="1"/>
               <w:tblBorders>
                 <w:top w:val="nil"/>
                 <w:left w:val="nil"/>
@@ -786,11 +922,13 @@
                 <w:insideH w:val="nil"/>
                 <w:insideV w:val="nil"/>
               </w:tblBorders>
+              <w:tblLayout w:type="fixed"/>
+              <w:tblLook w:val="04A0" w:firstRow="1" w:lastRow="0" w:firstColumn="1" w:lastColumn="0" w:noHBand="0" w:noVBand="1"/>
             </w:tblPr>
             <w:tblGrid>
               <w:gridCol w:w="3269"/>
-              <w:gridCol w:w="3269"/>
-              <w:gridCol w:w="3269"/>
+              <w:gridCol w:w="2425"/>
+              <w:gridCol w:w="4113"/>
             </w:tblGrid>
             <w:tr>
               <w:trPr>
@@ -799,33 +937,36 @@
               <w:tc>
                 <w:tcPr>
                   <w:tcW w:w="3269" w:type="dxa"/>
+                  <w:tcBorders>
+                    <w:top w:val="nil"/>
+                    <w:left w:val="nil"/>
+                    <w:bottom w:val="nil"/>
+                    <w:right w:val="nil"/>
+                  </w:tcBorders>
                   <w:tcMar>
                     <w:top w:w="70" w:type="dxa"/>
                     <w:left w:w="110" w:type="dxa"/>
                     <w:bottom w:w="70" w:type="dxa"/>
                     <w:right w:w="110" w:type="dxa"/>
                   </w:tcMar>
-                  <w:tcBorders>
-                    <w:top w:val="nil"/>
-                    <w:left w:val="nil"/>
-                    <w:bottom w:val="nil"/>
-                    <w:right w:val="nil"/>
-                    <w:insideH w:val="nil"/>
-                    <w:insideV w:val="nil"/>
-                  </w:tcBorders>
                 </w:tcPr>
                 <w:p>
                   <w:pPr>
                     <w:keepNext/>
                     <w:spacing w:after="0"/>
+                    <w:rPr>
+                      <w:b/>
+                      <w:bCs/>
+                    </w:rPr>
                   </w:pPr>
                   <w:r>
                     <w:rPr>
-                      <w:rFonts w:ascii="Times New Roman" w:eastAsia="Times New Roman" w:hAnsi="Times New Roman" w:cstheme="minorHAnsi" w:cs="Times New Roman"/>
-                      <w:b w:val="0"/>
+                      <w:rFonts w:ascii="Times New Roman" w:eastAsia="Times New Roman" w:hAnsi="Times New Roman" w:cstheme="minorHAnsi"/>
+                      <w:b/>
+                      <w:bCs/>
                       <w:sz w:val="18"/>
                       <w:szCs w:val="18"/>
-                      <w:lang w:val="en-US" w:eastAsia="en-US"/>
+                      <w:lang w:eastAsia="en-US"/>
                     </w:rPr>
                     <w:t>Jan 2026–Apr 2026</w:t>
                   </w:r>
@@ -833,21 +974,19 @@
               </w:tc>
               <w:tc>
                 <w:tcPr>
-                  <w:tcW w:w="3269" w:type="dxa"/>
+                  <w:tcW w:w="2425" w:type="dxa"/>
+                  <w:tcBorders>
+                    <w:top w:val="nil"/>
+                    <w:left w:val="nil"/>
+                    <w:bottom w:val="nil"/>
+                    <w:right w:val="nil"/>
+                  </w:tcBorders>
                   <w:tcMar>
                     <w:top w:w="70" w:type="dxa"/>
                     <w:left w:w="110" w:type="dxa"/>
                     <w:bottom w:w="70" w:type="dxa"/>
                     <w:right w:w="110" w:type="dxa"/>
                   </w:tcMar>
-                  <w:tcBorders>
-                    <w:top w:val="nil"/>
-                    <w:left w:val="nil"/>
-                    <w:bottom w:val="nil"/>
-                    <w:right w:val="nil"/>
-                    <w:insideH w:val="nil"/>
-                    <w:insideV w:val="nil"/>
-                  </w:tcBorders>
                 </w:tcPr>
                 <w:p>
                   <w:pPr>
@@ -856,17 +995,19 @@
                     <w:rPr>
                       <w:rFonts w:ascii="黑体" w:eastAsia="黑体" w:hAnsi="黑体" w:cstheme="minorHAnsi" w:hint="eastAsia"/>
                       <w:b/>
+                      <w:bCs/>
                       <w:sz w:val="18"/>
                       <w:szCs w:val="18"/>
                     </w:rPr>
                   </w:pPr>
                   <w:r>
                     <w:rPr>
-                      <w:rFonts w:ascii="Times New Roman" w:eastAsia="Times New Roman" w:hAnsi="Times New Roman" w:cstheme="minorHAnsi" w:hint="eastAsia" w:cs="Times New Roman"/>
-                      <w:b w:val="0"/>
+                      <w:rFonts w:ascii="Times New Roman" w:eastAsia="Times New Roman" w:hAnsi="Times New Roman" w:cstheme="minorHAnsi" w:hint="eastAsia"/>
+                      <w:b/>
+                      <w:bCs/>
                       <w:sz w:val="18"/>
                       <w:szCs w:val="18"/>
-                      <w:lang w:val="en-US" w:eastAsia="en-US"/>
+                      <w:lang w:eastAsia="en-US"/>
                     </w:rPr>
                     <w:t>Moore Threads</w:t>
                   </w:r>
@@ -874,34 +1015,37 @@
               </w:tc>
               <w:tc>
                 <w:tcPr>
-                  <w:tcW w:w="3269" w:type="dxa"/>
+                  <w:tcW w:w="4113" w:type="dxa"/>
+                  <w:tcBorders>
+                    <w:top w:val="nil"/>
+                    <w:left w:val="nil"/>
+                    <w:bottom w:val="nil"/>
+                    <w:right w:val="nil"/>
+                  </w:tcBorders>
                   <w:tcMar>
                     <w:top w:w="70" w:type="dxa"/>
                     <w:left w:w="110" w:type="dxa"/>
                     <w:bottom w:w="70" w:type="dxa"/>
                     <w:right w:w="110" w:type="dxa"/>
                   </w:tcMar>
-                  <w:tcBorders>
-                    <w:top w:val="nil"/>
-                    <w:left w:val="nil"/>
-                    <w:bottom w:val="nil"/>
-                    <w:right w:val="nil"/>
-                    <w:insideH w:val="nil"/>
-                    <w:insideV w:val="nil"/>
-                  </w:tcBorders>
                 </w:tcPr>
                 <w:p>
                   <w:pPr>
                     <w:spacing w:after="0"/>
                     <w:jc w:val="right"/>
+                    <w:rPr>
+                      <w:b/>
+                      <w:bCs/>
+                    </w:rPr>
                   </w:pPr>
                   <w:r>
                     <w:rPr>
-                      <w:rFonts w:ascii="Times New Roman" w:eastAsia="Times New Roman" w:hAnsi="Times New Roman" w:cstheme="minorHAnsi" w:cs="Times New Roman"/>
-                      <w:b w:val="0"/>
+                      <w:rFonts w:ascii="Times New Roman" w:eastAsia="Times New Roman" w:hAnsi="Times New Roman" w:cstheme="minorHAnsi"/>
+                      <w:b/>
+                      <w:bCs/>
                       <w:sz w:val="18"/>
                       <w:szCs w:val="18"/>
-                      <w:lang w:val="en-US" w:eastAsia="en-US"/>
+                      <w:lang w:eastAsia="en-US"/>
                     </w:rPr>
                     <w:t>Operator &amp; Compiler Optimization Intern</w:t>
                   </w:r>
@@ -925,114 +1069,66 @@
             </w:pPr>
             <w:r>
               <w:rPr>
-                <w:rFonts w:ascii="Times New Roman" w:eastAsia="Times New Roman" w:hAnsi="Times New Roman" w:cstheme="minorHAnsi" w:hint="eastAsia" w:cs="Times New Roman"/>
+                <w:rFonts w:ascii="Times New Roman" w:eastAsia="Times New Roman" w:hAnsi="Times New Roman" w:cstheme="minorHAnsi" w:hint="eastAsia"/>
                 <w:b/>
                 <w:bCs/>
                 <w:sz w:val="20"/>
                 <w:szCs w:val="20"/>
-                <w:lang w:val="en-US" w:eastAsia="en-US"/>
-              </w:rPr>
-              <w:t xml:space="preserve">TensorFlow MUSA Extension: </w:t>
-            </w:r>
-            <w:r>
-              <w:rPr>
-                <w:rFonts w:ascii="Times New Roman" w:eastAsia="Times New Roman" w:hAnsi="Times New Roman" w:cstheme="minorHAnsi" w:hint="eastAsia" w:cs="Times New Roman"/>
-                <w:b w:val="0"/>
+                <w:lang w:eastAsia="en-US"/>
+              </w:rPr>
+              <w:t xml:space="preserve">OOM &amp; Crash Resolution: </w:t>
+            </w:r>
+            <w:r>
+              <w:rPr>
+                <w:rFonts w:ascii="Times New Roman" w:eastAsia="Times New Roman" w:hAnsi="Times New Roman" w:cstheme="minorHAnsi" w:hint="eastAsia"/>
                 <w:bCs/>
                 <w:sz w:val="20"/>
                 <w:szCs w:val="20"/>
-                <w:lang w:val="en-US" w:eastAsia="en-US"/>
-              </w:rPr>
-              <w:t>Delivered operator enablement, plugin integration, validation, and graph optimization for TensorFlow on MUSA. Integrated muDNN GELU, repaired the GELU fusion path, and built benchmarks, enabling all 11 GELU nodes in the target graph to fuse and reducing runtime on production shapes by ~36.6%.</w:t>
-            </w:r>
-          </w:p>
-          <w:p>
-            <w:pPr>
-              <w:pStyle w:val="a5"/>
-              <w:spacing w:line="276" w:lineRule="auto"/>
-              <w:ind w:left="360"/>
-              <w:rPr>
-                <w:rFonts w:ascii="Times New Roman" w:eastAsia="宋体" w:hAnsi="Times New Roman" w:cstheme="minorHAnsi"/>
+                <w:lang w:eastAsia="en-US"/>
+              </w:rPr>
+              <w:t xml:space="preserve">Resolved OOM and intermittent crashes in long-running full-model inference. Traced shape tensors in StridedSlice&lt;int32&gt;/Pack&lt;int32&gt; being dispatched to the device path, rebuilt HostMemory handling, improved success from </w:t>
+            </w:r>
+            <w:r>
+              <w:rPr>
+                <w:rFonts w:ascii="Times New Roman" w:eastAsia="Times New Roman" w:hAnsi="Times New Roman" w:cstheme="minorHAnsi" w:hint="eastAsia"/>
+                <w:b/>
                 <w:sz w:val="20"/>
                 <w:szCs w:val="20"/>
-              </w:rPr>
-            </w:pPr>
-          </w:p>
-          <w:p>
-            <w:pPr>
-              <w:pStyle w:val="a5"/>
-              <w:numPr>
-                <w:ilvl w:val="0"/>
-                <w:numId w:val="4"/>
-              </w:numPr>
-              <w:spacing w:line="276" w:lineRule="auto"/>
-              <w:rPr>
-                <w:rFonts w:ascii="Times New Roman" w:eastAsia="宋体" w:hAnsi="Times New Roman" w:cstheme="minorHAnsi"/>
+                <w:lang w:eastAsia="en-US"/>
+              </w:rPr>
+              <w:t xml:space="preserve">~30% </w:t>
+            </w:r>
+            <w:r>
+              <w:rPr>
+                <w:rFonts w:ascii="Times New Roman" w:eastAsia="Times New Roman" w:hAnsi="Times New Roman" w:cstheme="minorHAnsi" w:hint="eastAsia"/>
+                <w:bCs/>
                 <w:sz w:val="20"/>
                 <w:szCs w:val="20"/>
-              </w:rPr>
-            </w:pPr>
-            <w:r>
-              <w:rPr>
-                <w:rFonts w:ascii="Times New Roman" w:eastAsia="Times New Roman" w:hAnsi="Times New Roman" w:cstheme="minorHAnsi" w:hint="eastAsia" w:cs="Times New Roman"/>
-                <w:b/>
-                <w:bCs/>
+                <w:lang w:eastAsia="en-US"/>
+              </w:rPr>
+              <w:t xml:space="preserve">over 500 iterations to </w:t>
+            </w:r>
+            <w:r>
+              <w:rPr>
+                <w:rFonts w:ascii="Times New Roman" w:eastAsia="Times New Roman" w:hAnsi="Times New Roman" w:cstheme="minorHAnsi" w:hint="eastAsia"/>
+                <w:b/>
                 <w:sz w:val="20"/>
                 <w:szCs w:val="20"/>
-                <w:lang w:val="en-US" w:eastAsia="en-US"/>
-              </w:rPr>
-              <w:t xml:space="preserve">OOM &amp; Crash Resolution: </w:t>
-            </w:r>
-            <w:r>
-              <w:rPr>
-                <w:rFonts w:ascii="Times New Roman" w:eastAsia="Times New Roman" w:hAnsi="Times New Roman" w:cstheme="minorHAnsi" w:hint="eastAsia" w:cs="Times New Roman"/>
-                <w:b w:val="0"/>
+                <w:lang w:eastAsia="en-US"/>
+              </w:rPr>
+              <w:t xml:space="preserve">100% </w:t>
+            </w:r>
+            <w:r>
+              <w:rPr>
+                <w:rFonts w:ascii="Times New Roman" w:eastAsia="Times New Roman" w:hAnsi="Times New Roman" w:cstheme="minorHAnsi" w:hint="eastAsia"/>
                 <w:bCs/>
                 <w:sz w:val="20"/>
                 <w:szCs w:val="20"/>
-                <w:lang w:val="en-US" w:eastAsia="en-US"/>
-              </w:rPr>
-              <w:t>Resolved OOM and intermittent crashes in long-running full-model inference. Traced shape tensors in StridedSlice&lt;int32&gt;/Pack&lt;int32&gt; being dispatched to the device path, rebuilt HostMemory handling, improved success from ~30% over 500 iterations to 100% over 1,000, then passed 40K/400K/800K stress iterations.</w:t>
-            </w:r>
-          </w:p>
-          <w:p>
-            <w:pPr>
-              <w:spacing w:line="276" w:lineRule="auto"/>
-              <w:rPr>
-                <w:rFonts w:ascii="Times New Roman" w:eastAsia="宋体" w:hAnsi="Times New Roman" w:cstheme="minorHAnsi"/>
-                <w:sz w:val="20"/>
-                <w:szCs w:val="20"/>
-              </w:rPr>
-            </w:pPr>
-          </w:p>
-        </w:tc>
-      </w:tr>
-      <w:tr>
-        <w:tblPrEx>
-          <w:tblBorders>
-            <w:top w:val="single" w:sz="4" w:space="0" w:color="auto"/>
-            <w:left w:val="single" w:sz="4" w:space="0" w:color="auto"/>
-            <w:bottom w:val="single" w:sz="4" w:space="0" w:color="auto"/>
-            <w:right w:val="single" w:sz="4" w:space="0" w:color="auto"/>
-            <w:insideH w:val="single" w:sz="4" w:space="0" w:color="auto"/>
-            <w:insideV w:val="single" w:sz="4" w:space="0" w:color="auto"/>
-          </w:tblBorders>
-        </w:tblPrEx>
-        <w:trPr>
-          <w:gridAfter w:val="1"/>
-          <w:wAfter w:w="726" w:type="dxa"/>
-        </w:trPr>
-        <w:tc>
-          <w:tcPr>
-            <w:tcW w:w="10080" w:type="dxa"/>
-            <w:gridSpan w:val="3"/>
-            <w:tcBorders>
-              <w:top w:val="nil"/>
-              <w:left w:val="nil"/>
-              <w:bottom w:val="nil"/>
-              <w:right w:val="nil"/>
-            </w:tcBorders>
-          </w:tcPr>
+                <w:lang w:eastAsia="en-US"/>
+              </w:rPr>
+              <w:t>over 1,000, then passed 40K/400K/800K stress iterations.</w:t>
+            </w:r>
+          </w:p>
           <w:p>
             <w:pPr>
               <w:spacing w:line="276" w:lineRule="auto"/>
@@ -1071,22 +1167,23 @@
       </w:tblPr>
       <w:tblGrid>
         <w:gridCol w:w="3601"/>
-        <w:gridCol w:w="526"/>
+        <w:gridCol w:w="243"/>
+        <w:gridCol w:w="283"/>
         <w:gridCol w:w="5953"/>
       </w:tblGrid>
       <w:tr>
         <w:tc>
           <w:tcPr>
             <w:tcW w:w="10080" w:type="dxa"/>
-            <w:gridSpan w:val="3"/>
+            <w:gridSpan w:val="4"/>
             <w:tcBorders>
               <w:bottom w:val="single" w:sz="4" w:space="0" w:color="auto"/>
             </w:tcBorders>
             <w:tcMar>
               <w:top w:w="35" w:type="dxa"/>
-              <w:start w:w="55" w:type="dxa"/>
+              <w:left w:w="55" w:type="dxa"/>
               <w:bottom w:w="35" w:type="dxa"/>
-              <w:end w:w="55" w:type="dxa"/>
+              <w:right w:w="55" w:type="dxa"/>
             </w:tcMar>
           </w:tcPr>
           <w:p>
@@ -1099,13 +1196,13 @@
             </w:pPr>
             <w:r>
               <w:rPr>
-                <w:rFonts w:ascii="Times New Roman" w:eastAsia="Times New Roman" w:hAnsi="Times New Roman" w:cstheme="minorHAnsi" w:cs="Times New Roman"/>
-                <w:b w:val="0"/>
+                <w:rFonts w:ascii="Times New Roman" w:eastAsia="Times New Roman" w:hAnsi="Times New Roman" w:cstheme="minorHAnsi"/>
                 <w:sz w:val="24"/>
                 <w:szCs w:val="24"/>
-                <w:lang w:val="en-US" w:eastAsia="en-US"/>
-              </w:rPr>
-              <w:t>RESEARCH &amp; PUBLICATIONS</w:t>
+                <w:lang w:eastAsia="en-US"/>
+              </w:rPr>
+              <w:lastRenderedPageBreak/>
+              <w:t>RESEARCH</w:t>
             </w:r>
           </w:p>
         </w:tc>
@@ -1119,9 +1216,9 @@
             </w:tcBorders>
             <w:tcMar>
               <w:top w:w="35" w:type="dxa"/>
-              <w:start w:w="55" w:type="dxa"/>
+              <w:left w:w="55" w:type="dxa"/>
               <w:bottom w:w="35" w:type="dxa"/>
-              <w:end w:w="55" w:type="dxa"/>
+              <w:right w:w="55" w:type="dxa"/>
             </w:tcMar>
           </w:tcPr>
           <w:p>
@@ -1129,17 +1226,19 @@
               <w:rPr>
                 <w:rFonts w:ascii="黑体" w:eastAsia="黑体" w:hAnsi="黑体" w:cstheme="minorHAnsi" w:hint="eastAsia"/>
                 <w:b/>
+                <w:bCs/>
                 <w:sz w:val="18"/>
                 <w:szCs w:val="18"/>
               </w:rPr>
             </w:pPr>
             <w:r>
               <w:rPr>
-                <w:rFonts w:ascii="Times New Roman" w:eastAsia="Times New Roman" w:hAnsi="Times New Roman" w:cstheme="minorHAnsi" w:cs="Times New Roman"/>
-                <w:b w:val="0"/>
+                <w:rFonts w:ascii="Times New Roman" w:eastAsia="Times New Roman" w:hAnsi="Times New Roman" w:cstheme="minorHAnsi"/>
+                <w:b/>
+                <w:bCs/>
                 <w:sz w:val="18"/>
                 <w:szCs w:val="18"/>
-                <w:lang w:val="en-US" w:eastAsia="en-US"/>
+                <w:lang w:eastAsia="en-US"/>
               </w:rPr>
               <w:t>Jan 2026-Present</w:t>
             </w:r>
@@ -1148,14 +1247,15 @@
         <w:tc>
           <w:tcPr>
             <w:tcW w:w="526" w:type="dxa"/>
+            <w:gridSpan w:val="2"/>
             <w:tcBorders>
               <w:top w:val="single" w:sz="4" w:space="0" w:color="auto"/>
             </w:tcBorders>
             <w:tcMar>
               <w:top w:w="35" w:type="dxa"/>
-              <w:start w:w="55" w:type="dxa"/>
+              <w:left w:w="55" w:type="dxa"/>
               <w:bottom w:w="35" w:type="dxa"/>
-              <w:end w:w="55" w:type="dxa"/>
+              <w:right w:w="55" w:type="dxa"/>
             </w:tcMar>
           </w:tcPr>
           <w:p>
@@ -1163,6 +1263,8 @@
               <w:jc w:val="center"/>
               <w:rPr>
                 <w:rFonts w:ascii="黑体" w:eastAsia="黑体" w:hAnsi="黑体" w:cstheme="minorHAnsi" w:hint="eastAsia"/>
+                <w:b/>
+                <w:bCs/>
                 <w:sz w:val="18"/>
                 <w:szCs w:val="18"/>
               </w:rPr>
@@ -1177,9 +1279,9 @@
             </w:tcBorders>
             <w:tcMar>
               <w:top w:w="35" w:type="dxa"/>
-              <w:start w:w="55" w:type="dxa"/>
+              <w:left w:w="55" w:type="dxa"/>
               <w:bottom w:w="35" w:type="dxa"/>
-              <w:end w:w="55" w:type="dxa"/>
+              <w:right w:w="55" w:type="dxa"/>
             </w:tcMar>
           </w:tcPr>
           <w:p>
@@ -1189,18 +1291,19 @@
               <w:rPr>
                 <w:rFonts w:ascii="黑体" w:eastAsia="黑体" w:hAnsi="黑体" w:cstheme="minorHAnsi" w:hint="eastAsia"/>
                 <w:b/>
+                <w:bCs/>
                 <w:sz w:val="18"/>
                 <w:szCs w:val="18"/>
               </w:rPr>
             </w:pPr>
             <w:r>
               <w:rPr>
-                <w:rFonts w:ascii="Times New Roman" w:eastAsia="Times New Roman" w:hAnsi="Times New Roman" w:cstheme="minorHAnsi" w:hint="eastAsia" w:cs="Times New Roman"/>
-                <w:b w:val="0"/>
+                <w:rFonts w:ascii="Times New Roman" w:eastAsia="Times New Roman" w:hAnsi="Times New Roman" w:cstheme="minorHAnsi" w:hint="eastAsia"/>
+                <w:b/>
                 <w:bCs/>
                 <w:sz w:val="18"/>
                 <w:szCs w:val="18"/>
-                <w:lang w:val="en-US" w:eastAsia="en-US"/>
+                <w:lang w:eastAsia="en-US"/>
               </w:rPr>
               <w:t>Key-Token-Aware CoT Distillation for Edge AI</w:t>
             </w:r>
@@ -1211,26 +1314,112 @@
         <w:tc>
           <w:tcPr>
             <w:tcW w:w="10080" w:type="dxa"/>
-            <w:gridSpan w:val="3"/>
+            <w:gridSpan w:val="4"/>
             <w:tcMar>
               <w:top w:w="35" w:type="dxa"/>
-              <w:start w:w="55" w:type="dxa"/>
+              <w:left w:w="55" w:type="dxa"/>
               <w:bottom w:w="35" w:type="dxa"/>
-              <w:end w:w="55" w:type="dxa"/>
+              <w:right w:w="55" w:type="dxa"/>
             </w:tcMar>
           </w:tcPr>
           <w:p>
             <w:pPr>
-              <w:spacing w:before="0" w:after="0" w:line="264" w:lineRule="auto"/>
-            </w:pPr>
-            <w:r>
-              <w:rPr>
-                <w:rFonts w:ascii="Times New Roman" w:hAnsi="Times New Roman" w:eastAsia="Times New Roman"/>
-                <w:b w:val="0"/>
-                <w:sz w:val="20"/>
-              </w:rPr>
-              <w:t xml:space="preserve"> </w:t>
-            </w:r>
+              <w:pStyle w:val="a"/>
+              <w:keepNext/>
+              <w:numPr>
+                <w:ilvl w:val="0"/>
+                <w:numId w:val="0"/>
+              </w:numPr>
+              <w:spacing w:after="40" w:line="264" w:lineRule="auto"/>
+              <w:rPr>
+                <w:color w:val="auto"/>
+                <w:lang w:eastAsia="zh-CN"/>
+              </w:rPr>
+            </w:pPr>
+          </w:p>
+          <w:p>
+            <w:pPr>
+              <w:pStyle w:val="a"/>
+              <w:numPr>
+                <w:ilvl w:val="0"/>
+                <w:numId w:val="15"/>
+              </w:numPr>
+              <w:spacing w:after="40" w:line="264" w:lineRule="auto"/>
+              <w:rPr>
+                <w:color w:val="auto"/>
+                <w:lang w:eastAsia="zh-CN"/>
+              </w:rPr>
+            </w:pPr>
+            <w:r>
+              <w:rPr>
+                <w:rFonts w:eastAsia="Times New Roman"/>
+                <w:b/>
+              </w:rPr>
+              <w:t xml:space="preserve">Intervention-Based Importance &amp; Evaluation: </w:t>
+            </w:r>
+            <w:r>
+              <w:rPr>
+                <w:rFonts w:eastAsia="Times New Roman"/>
+              </w:rPr>
+              <w:t xml:space="preserve">Perturb each rationale token and use the frozen teacher's reference-answer log-likelihood drop to weight SFT and high-importance auxiliary loss. Completed </w:t>
+            </w:r>
+            <w:proofErr w:type="spellStart"/>
+            <w:r>
+              <w:rPr>
+                <w:rFonts w:eastAsia="Times New Roman"/>
+              </w:rPr>
+              <w:t>LoRA</w:t>
+            </w:r>
+            <w:proofErr w:type="spellEnd"/>
+            <w:r>
+              <w:rPr>
+                <w:rFonts w:eastAsia="Times New Roman"/>
+              </w:rPr>
+              <w:t xml:space="preserve">/DPO, finite checks, and </w:t>
+            </w:r>
+            <w:proofErr w:type="spellStart"/>
+            <w:r>
+              <w:rPr>
+                <w:rFonts w:eastAsia="Times New Roman"/>
+              </w:rPr>
+              <w:t>vLLM</w:t>
+            </w:r>
+            <w:proofErr w:type="spellEnd"/>
+            <w:r>
+              <w:rPr>
+                <w:rFonts w:eastAsia="Times New Roman"/>
+              </w:rPr>
+              <w:t xml:space="preserve"> TP=4 evaluation; Qwen2.5-7B GSM8K/SVAMP pass@1 </w:t>
+            </w:r>
+            <w:r>
+              <w:rPr>
+                <w:rFonts w:eastAsia="Times New Roman"/>
+                <w:b/>
+                <w:bCs/>
+              </w:rPr>
+              <w:t>70.05%/67.67%</w:t>
+            </w:r>
+            <w:r>
+              <w:rPr>
+                <w:rFonts w:eastAsia="Times New Roman"/>
+              </w:rPr>
+              <w:t>, pass@5 94.01%/94.00%. Manuscript in preparation; target: AAAI 2027 (CCF-A).</w:t>
+            </w:r>
+          </w:p>
+          <w:p>
+            <w:pPr>
+              <w:pStyle w:val="a"/>
+              <w:numPr>
+                <w:ilvl w:val="0"/>
+                <w:numId w:val="0"/>
+              </w:numPr>
+              <w:spacing w:after="40" w:line="264" w:lineRule="auto"/>
+              <w:ind w:left="440"/>
+              <w:rPr>
+                <w:color w:val="auto"/>
+                <w:lang w:eastAsia="zh-CN"/>
+              </w:rPr>
+            </w:pPr>
           </w:p>
           <w:p>
             <w:pPr>
@@ -1240,7 +1429,7 @@
                 <w:ilvl w:val="0"/>
                 <w:numId w:val="15"/>
               </w:numPr>
-              <w:spacing w:after="40" w:line="264" w:lineRule="auto" w:before="0"/>
+              <w:spacing w:after="40" w:line="264" w:lineRule="auto"/>
               <w:rPr>
                 <w:color w:val="auto"/>
                 <w:lang w:eastAsia="zh-CN"/>
@@ -1248,17 +1437,14 @@
             </w:pPr>
             <w:r>
               <w:rPr>
-                <w:rFonts w:ascii="Times New Roman" w:hAnsi="Times New Roman" w:eastAsia="Times New Roman"/>
-                <w:b/>
-                <w:sz w:val="20"/>
+                <w:rFonts w:eastAsia="Times New Roman"/>
+                <w:b/>
               </w:rPr>
               <w:t xml:space="preserve">Compact Models for Edge Deployment: </w:t>
             </w:r>
             <w:r>
               <w:rPr>
-                <w:rFonts w:ascii="Times New Roman" w:hAnsi="Times New Roman" w:eastAsia="Times New Roman"/>
-                <w:b w:val="0"/>
-                <w:sz w:val="20"/>
+                <w:rFonts w:eastAsia="Times New Roman"/>
               </w:rPr>
               <w:t>For semantic communication on edge devices, owned model training and tuning. Built structure recovery, key-token-weighted SFT, and preference optimization: recover four-part rationales from shuffled/masked steps and use student preference pairs to reward correctness and structure.</w:t>
             </w:r>
@@ -1266,62 +1452,26 @@
           <w:p>
             <w:pPr>
               <w:pStyle w:val="a"/>
-              <w:keepNext w:val="0"/>
+              <w:keepNext/>
               <w:numPr>
                 <w:ilvl w:val="0"/>
-                <w:numId w:val="15"/>
+                <w:numId w:val="0"/>
               </w:numPr>
-              <w:spacing w:after="40" w:line="264" w:lineRule="auto" w:before="0"/>
+              <w:spacing w:after="40" w:line="264" w:lineRule="auto"/>
+              <w:ind w:left="440"/>
               <w:rPr>
                 <w:color w:val="auto"/>
                 <w:lang w:eastAsia="zh-CN"/>
               </w:rPr>
             </w:pPr>
-            <w:r>
-              <w:rPr>
-                <w:rFonts w:ascii="Times New Roman" w:hAnsi="Times New Roman" w:eastAsia="Times New Roman"/>
-                <w:b/>
-                <w:sz w:val="20"/>
-              </w:rPr>
-              <w:t xml:space="preserve">Intervention-Based Importance &amp; Evaluation: </w:t>
-            </w:r>
-            <w:r>
-              <w:rPr>
-                <w:rFonts w:ascii="Times New Roman" w:hAnsi="Times New Roman" w:eastAsia="Times New Roman"/>
-                <w:b w:val="0"/>
-                <w:sz w:val="20"/>
-              </w:rPr>
-              <w:t>Perturb each rationale token and use the frozen teacher's reference-answer log-likelihood drop to weight SFT and high-importance auxiliary loss. Completed LoRA/DPO, finite checks, and vLLM TP=4 evaluation; Qwen2.5-7B GSM8K/SVAMP pass@1 70.05%/67.67%, pass@5 94.01%/94.00%. Manuscript in preparation; target: AAAI 2027 (CCF-A).</w:t>
-            </w:r>
           </w:p>
         </w:tc>
       </w:tr>
-    </w:tbl>
-    <w:tbl>
-      <w:tblPr>
-        <w:tblStyle w:val="a4"/>
-        <w:tblW w:w="10080" w:type="dxa"/>
-        <w:tblInd w:w="-725" w:type="dxa"/>
-        <w:tblBorders>
-          <w:top w:val="none" w:sz="0" w:space="0" w:color="auto"/>
-          <w:left w:val="none" w:sz="0" w:space="0" w:color="auto"/>
-          <w:bottom w:val="none" w:sz="0" w:space="0" w:color="auto"/>
-          <w:right w:val="none" w:sz="0" w:space="0" w:color="auto"/>
-          <w:insideH w:val="none" w:sz="0" w:space="0" w:color="auto"/>
-          <w:insideV w:val="none" w:sz="0" w:space="0" w:color="auto"/>
-        </w:tblBorders>
-        <w:tblLook w:val="04A0" w:firstRow="1" w:lastRow="0" w:firstColumn="1" w:lastColumn="0" w:noHBand="0" w:noVBand="1"/>
-      </w:tblPr>
-      <w:tblGrid>
-        <w:gridCol w:w="3601"/>
-        <w:gridCol w:w="526"/>
-        <w:gridCol w:w="5953"/>
-      </w:tblGrid>
       <w:tr>
         <w:tc>
           <w:tcPr>
             <w:tcW w:w="10080" w:type="dxa"/>
-            <w:gridSpan w:val="3"/>
+            <w:gridSpan w:val="4"/>
             <w:tcBorders>
               <w:bottom w:val="single" w:sz="4" w:space="0" w:color="auto"/>
             </w:tcBorders>
@@ -1336,11 +1486,10 @@
             </w:pPr>
             <w:r>
               <w:rPr>
-                <w:rFonts w:ascii="Times New Roman" w:eastAsia="Times New Roman" w:hAnsi="Times New Roman" w:cstheme="minorHAnsi" w:cs="Times New Roman"/>
-                <w:b w:val="0"/>
+                <w:rFonts w:ascii="Times New Roman" w:eastAsia="Times New Roman" w:hAnsi="Times New Roman" w:cstheme="minorHAnsi"/>
                 <w:sz w:val="24"/>
                 <w:szCs w:val="24"/>
-                <w:lang w:val="en-US" w:eastAsia="en-US"/>
+                <w:lang w:eastAsia="en-US"/>
               </w:rPr>
               <w:t>PROJECTS</w:t>
             </w:r>
@@ -1360,17 +1509,19 @@
               <w:rPr>
                 <w:rFonts w:ascii="黑体" w:eastAsia="黑体" w:hAnsi="黑体" w:cstheme="minorHAnsi" w:hint="eastAsia"/>
                 <w:b/>
+                <w:bCs/>
                 <w:sz w:val="18"/>
                 <w:szCs w:val="18"/>
               </w:rPr>
             </w:pPr>
             <w:r>
               <w:rPr>
-                <w:rFonts w:ascii="Times New Roman" w:eastAsia="Times New Roman" w:hAnsi="Times New Roman" w:cstheme="minorHAnsi" w:cs="Times New Roman"/>
-                <w:b w:val="0"/>
+                <w:rFonts w:ascii="Times New Roman" w:eastAsia="Times New Roman" w:hAnsi="Times New Roman" w:cstheme="minorHAnsi"/>
+                <w:b/>
+                <w:bCs/>
                 <w:sz w:val="18"/>
                 <w:szCs w:val="18"/>
-                <w:lang w:val="en-US" w:eastAsia="en-US"/>
+                <w:lang w:eastAsia="en-US"/>
               </w:rPr>
               <w:t>Dec 2025–Present</w:t>
             </w:r>
@@ -1378,7 +1529,7 @@
         </w:tc>
         <w:tc>
           <w:tcPr>
-            <w:tcW w:w="526" w:type="dxa"/>
+            <w:tcW w:w="243" w:type="dxa"/>
             <w:tcBorders>
               <w:top w:val="single" w:sz="4" w:space="0" w:color="auto"/>
             </w:tcBorders>
@@ -1388,6 +1539,8 @@
               <w:jc w:val="center"/>
               <w:rPr>
                 <w:rFonts w:ascii="黑体" w:eastAsia="黑体" w:hAnsi="黑体" w:cstheme="minorHAnsi" w:hint="eastAsia"/>
+                <w:b/>
+                <w:bCs/>
                 <w:sz w:val="18"/>
                 <w:szCs w:val="18"/>
               </w:rPr>
@@ -1396,7 +1549,8 @@
         </w:tc>
         <w:tc>
           <w:tcPr>
-            <w:tcW w:w="5953" w:type="dxa"/>
+            <w:tcW w:w="6236" w:type="dxa"/>
+            <w:gridSpan w:val="2"/>
             <w:tcBorders>
               <w:top w:val="single" w:sz="4" w:space="0" w:color="auto"/>
             </w:tcBorders>
@@ -1406,22 +1560,23 @@
               <w:wordWrap w:val="0"/>
               <w:jc w:val="right"/>
               <w:rPr>
-                <w:rFonts w:ascii="黑体" w:eastAsia="黑体" w:hAnsi="黑体" w:cstheme="minorHAnsi" w:hint="eastAsia"/>
-                <w:b/>
+                <w:rFonts w:ascii="黑体" w:hAnsi="黑体" w:cstheme="minorHAnsi" w:hint="eastAsia"/>
+                <w:b/>
+                <w:bCs/>
                 <w:sz w:val="18"/>
                 <w:szCs w:val="18"/>
               </w:rPr>
             </w:pPr>
             <w:r>
               <w:rPr>
-                <w:rFonts w:ascii="Times New Roman" w:eastAsia="Times New Roman" w:hAnsi="Times New Roman" w:cstheme="minorHAnsi" w:hint="eastAsia" w:cs="Times New Roman"/>
-                <w:b w:val="0"/>
+                <w:rFonts w:ascii="Times New Roman" w:eastAsia="Times New Roman" w:hAnsi="Times New Roman" w:cstheme="minorHAnsi" w:hint="eastAsia"/>
+                <w:b/>
                 <w:bCs/>
                 <w:sz w:val="18"/>
                 <w:szCs w:val="18"/>
-                <w:lang w:val="en-US" w:eastAsia="en-US"/>
-              </w:rPr>
-              <w:t>High-Performance Quantized LLM Inference Runtime via PyTorch Extensions</w:t>
+                <w:lang w:eastAsia="en-US"/>
+              </w:rPr>
+              <w:t xml:space="preserve">High-Performance Quantized LLM Inference Runtime </w:t>
             </w:r>
           </w:p>
         </w:tc>
@@ -1430,7 +1585,7 @@
         <w:tc>
           <w:tcPr>
             <w:tcW w:w="10080" w:type="dxa"/>
-            <w:gridSpan w:val="3"/>
+            <w:gridSpan w:val="4"/>
           </w:tcPr>
           <w:p>
             <w:pPr>
@@ -1447,43 +1602,23 @@
             </w:pPr>
             <w:r>
               <w:rPr>
-                <w:rFonts w:hint="eastAsia" w:ascii="Times New Roman" w:hAnsi="Times New Roman" w:eastAsia="Times New Roman" w:cs="Times New Roman"/>
-                <w:b/>
-                <w:bCs/>
-                <w:lang w:val="en-US" w:eastAsia="en-US"/>
+                <w:rFonts w:eastAsia="Times New Roman" w:hint="eastAsia"/>
+                <w:b/>
+                <w:bCs/>
               </w:rPr>
               <w:t xml:space="preserve">Quantized Runtime &amp; Backend Integration: </w:t>
             </w:r>
             <w:r>
               <w:rPr>
-                <w:rFonts w:hint="eastAsia" w:ascii="Times New Roman" w:hAnsi="Times New Roman" w:eastAsia="Times New Roman" w:cs="Times New Roman"/>
-                <w:b w:val="0"/>
-                <w:bCs/>
-                <w:lang w:val="en-US" w:eastAsia="en-US"/>
+                <w:rFonts w:eastAsia="Times New Roman" w:hint="eastAsia"/>
+                <w:bCs/>
               </w:rPr>
               <w:t>Extended a PyTorch Extension runtime supporting W4A16 AWQ, W8A8 SmoothQuant, and FP8.</w:t>
             </w:r>
-          </w:p>
-          <w:p>
-            <w:pPr>
-              <w:pStyle w:val="a"/>
-              <w:numPr>
-                <w:ilvl w:val="0"/>
-                <w:numId w:val="0"/>
-              </w:numPr>
-              <w:spacing w:after="40" w:line="264" w:lineRule="auto"/>
-              <w:ind w:left="440"/>
-              <w:rPr>
+            <w:r>
+              <w:rPr>
+                <w:rFonts w:eastAsia="Times New Roman" w:hint="eastAsia"/>
                 <w:color w:val="auto"/>
-                <w:lang w:eastAsia="zh-CN"/>
-              </w:rPr>
-            </w:pPr>
-            <w:r>
-              <w:rPr>
-                <w:rFonts w:hint="eastAsia" w:ascii="Times New Roman" w:hAnsi="Times New Roman" w:eastAsia="Times New Roman" w:cs="Times New Roman"/>
-                <w:b w:val="0"/>
-                <w:color w:val="auto"/>
-                <w:lang w:eastAsia="en-US" w:val="en-US"/>
               </w:rPr>
               <w:t>Integrated configurable FlashAttention-2/4; added GQA KV-head expansion, softcap masking, and SDPA-to-Torch fallback; made CUDA architecture, ccache, and model paths configurable for builds on a local RTX 5060 and H200.</w:t>
             </w:r>
@@ -1523,18 +1658,17 @@
                 <w:bCs/>
                 <w:color w:val="222222"/>
                 <w:sz w:val="20"/>
-                <w:lang w:eastAsia="en-US" w:val="en-US"/>
+                <w:lang w:eastAsia="en-US"/>
               </w:rPr>
               <w:t xml:space="preserve">H200 Kernels &amp; Tensor Parallelism: </w:t>
             </w:r>
             <w:r>
               <w:rPr>
                 <w:rFonts w:ascii="Times New Roman" w:eastAsia="Times New Roman" w:hAnsi="Times New Roman" w:cs="Times New Roman" w:hint="eastAsia"/>
-                <w:b w:val="0"/>
                 <w:bCs/>
                 <w:color w:val="222222"/>
                 <w:sz w:val="20"/>
-                <w:lang w:eastAsia="en-US" w:val="en-US"/>
+                <w:lang w:eastAsia="en-US"/>
               </w:rPr>
               <w:t>Ported the AWQ runtime to 2×H200 (SM90/CUDA 13.0). Using NVIDIA Compute Sanitizer, traced an illegal decode access in gemv_kernel_g128 to a warp reading eight groups when K/group_size=7, overrunning scale/zero in trailing lanes. Added group-bound checks, current-stream launches, and error checks; representative shapes passed memcheck/initcheck/synccheck/racecheck with 0 errors/0 hazards. Implemented Qwen2 packed-AWQ TP=2 with column parallelism for Q/K/V and gate/up, row parallelism for O/down, and NCCL all-reduce.</w:t>
             </w:r>
@@ -1565,21 +1699,53 @@
             </w:pPr>
             <w:r>
               <w:rPr>
-                <w:rFonts w:hint="eastAsia" w:ascii="Times New Roman" w:hAnsi="Times New Roman" w:eastAsia="Times New Roman" w:cs="Times New Roman"/>
-                <w:b/>
-                <w:bCs/>
-                <w:lang w:val="en-US" w:eastAsia="en-US"/>
+                <w:rFonts w:eastAsia="Times New Roman" w:hint="eastAsia"/>
+                <w:b/>
+                <w:bCs/>
               </w:rPr>
               <w:t xml:space="preserve">32B Quantized Deployment &amp; Validation: </w:t>
             </w:r>
             <w:r>
               <w:rPr>
-                <w:rFonts w:hint="eastAsia" w:ascii="Times New Roman" w:hAnsi="Times New Roman" w:eastAsia="Times New Roman" w:cs="Times New Roman"/>
-                <w:b w:val="0"/>
-                <w:bCs/>
-                <w:lang w:val="en-US" w:eastAsia="en-US"/>
-              </w:rPr>
-              <w:t>Quantized and delivered Qwen2.5-Coder-32B W4A16 on two GPUs using 128×512 local-code calibration. Under the same model, prompt, 64-token output, and three repeats, reduced checkpoint size from 61.04 to 18.02 GiB (–70.5%), increased E2E output throughput from 2.53 to 4.47 tok/s (+76.8%), and cut peak runtime memory from 32.02 to 10.63 GiB/rank (–66.8%). Passed 10 CUDA/PyTorch numerical comparisons (max absolute error 0.007812), cross-rank token-consistency checks, and Chinese-language interactive acceptance tests.</w:t>
+                <w:rFonts w:eastAsia="Times New Roman" w:hint="eastAsia"/>
+                <w:bCs/>
+              </w:rPr>
+              <w:t>Quantized and delivered Qwen2.5-Coder-32B W4A16 on two GPUs using 128×512 local-code calibration. Under the same model, prompt, 64-token output, and three repeats, reduced checkpoint size from 61.04 to 18.02 GiB (</w:t>
+            </w:r>
+            <w:r>
+              <w:rPr>
+                <w:rFonts w:eastAsia="Times New Roman" w:hint="eastAsia"/>
+                <w:b/>
+              </w:rPr>
+              <w:t>–70.5%</w:t>
+            </w:r>
+            <w:r>
+              <w:rPr>
+                <w:rFonts w:eastAsia="Times New Roman" w:hint="eastAsia"/>
+                <w:bCs/>
+              </w:rPr>
+              <w:t>), increased E2E output throughput from 2.53 to 4.47 tok/s (+76.8%), and cut peak runtime memory from 32.02 to 10.63 GiB/rank</w:t>
+            </w:r>
+            <w:r>
+              <w:rPr>
+                <w:rFonts w:eastAsia="Times New Roman" w:hint="eastAsia"/>
+                <w:bCs/>
+              </w:rPr>
+              <w:t xml:space="preserve"> (</w:t>
+            </w:r>
+            <w:r>
+              <w:rPr>
+                <w:rFonts w:eastAsia="Times New Roman" w:hint="eastAsia"/>
+                <w:b/>
+              </w:rPr>
+              <w:t>–66.8%</w:t>
+            </w:r>
+            <w:r>
+              <w:rPr>
+                <w:rFonts w:eastAsia="Times New Roman" w:hint="eastAsia"/>
+                <w:bCs/>
+              </w:rPr>
+              <w:t>). Passed 10 CUDA/PyTorch numerical comparisons (max absolute error 0.007812), cross-rank token-consistency checks, and Chinese-language interactive acceptance tests.</w:t>
             </w:r>
           </w:p>
         </w:tc>
@@ -1630,10 +1796,9 @@
             <w:r>
               <w:rPr>
                 <w:rFonts w:ascii="Times New Roman" w:hAnsi="Times New Roman"/>
-                <w:b w:val="0"/>
                 <w:sz w:val="24"/>
               </w:rPr>
-              <w:t>TECHNICAL EXPERTISE &amp; QUALIFICATIONS</w:t>
+              <w:t xml:space="preserve"> QUALIFICATIONS</w:t>
             </w:r>
           </w:p>
         </w:tc>
@@ -1644,9 +1809,9 @@
             <w:tcW w:w="10080" w:type="dxa"/>
             <w:tcMar>
               <w:top w:w="25" w:type="dxa"/>
-              <w:start w:w="55" w:type="dxa"/>
+              <w:left w:w="55" w:type="dxa"/>
               <w:bottom w:w="25" w:type="dxa"/>
-              <w:end w:w="55" w:type="dxa"/>
+              <w:right w:w="55" w:type="dxa"/>
             </w:tcMar>
           </w:tcPr>
           <w:p>
@@ -1657,7 +1822,7 @@
                 <w:ilvl w:val="0"/>
                 <w:numId w:val="15"/>
               </w:numPr>
-              <w:spacing w:after="40" w:line="264" w:lineRule="auto" w:before="0"/>
+              <w:spacing w:after="40" w:line="264" w:lineRule="auto"/>
               <w:rPr>
                 <w:color w:val="auto"/>
                 <w:lang w:eastAsia="zh-CN"/>
@@ -1665,20 +1830,33 @@
             </w:pPr>
             <w:r>
               <w:rPr>
-                <w:rFonts w:ascii="Times New Roman" w:hAnsi="Times New Roman" w:eastAsia="Times New Roman"/>
-                <w:b/>
-                <w:sz w:val="20"/>
+                <w:rFonts w:eastAsia="Times New Roman"/>
+                <w:b/>
               </w:rPr>
               <w:t xml:space="preserve">Focus &amp; Qualifications: </w:t>
             </w:r>
             <w:r>
               <w:rPr>
-                <w:rFonts w:ascii="Times New Roman" w:hAnsi="Times New Roman" w:eastAsia="Times New Roman"/>
-                <w:b w:val="0"/>
-                <w:sz w:val="20"/>
+                <w:rFonts w:eastAsia="Times New Roman"/>
               </w:rPr>
               <w:t>RL infrastructure, GPU performance, LLM training/inference/distillation, and edge deployment; IELTS 6.5, CET-6, HCIA-AI certified.</w:t>
             </w:r>
+          </w:p>
+          <w:p>
+            <w:pPr>
+              <w:pStyle w:val="a"/>
+              <w:keepNext/>
+              <w:numPr>
+                <w:ilvl w:val="0"/>
+                <w:numId w:val="0"/>
+              </w:numPr>
+              <w:spacing w:after="40" w:line="264" w:lineRule="auto"/>
+              <w:ind w:left="440"/>
+              <w:rPr>
+                <w:color w:val="auto"/>
+                <w:lang w:eastAsia="zh-CN"/>
+              </w:rPr>
+            </w:pPr>
           </w:p>
           <w:p>
             <w:pPr>
@@ -1688,7 +1866,7 @@
                 <w:ilvl w:val="0"/>
                 <w:numId w:val="15"/>
               </w:numPr>
-              <w:spacing w:after="40" w:line="264" w:lineRule="auto" w:before="0"/>
+              <w:spacing w:after="40" w:line="264" w:lineRule="auto"/>
               <w:rPr>
                 <w:color w:val="auto"/>
                 <w:lang w:eastAsia="zh-CN"/>
@@ -1696,30 +1874,84 @@
             </w:pPr>
             <w:r>
               <w:rPr>
-                <w:rFonts w:ascii="Times New Roman" w:hAnsi="Times New Roman" w:eastAsia="Times New Roman"/>
-                <w:b/>
-                <w:sz w:val="20"/>
+                <w:rFonts w:eastAsia="Times New Roman"/>
+                <w:b/>
               </w:rPr>
               <w:t xml:space="preserve">Development &amp; Systems: </w:t>
             </w:r>
             <w:r>
               <w:rPr>
-                <w:rFonts w:ascii="Times New Roman" w:hAnsi="Times New Roman" w:eastAsia="Times New Roman"/>
-                <w:b w:val="0"/>
-                <w:sz w:val="20"/>
-              </w:rPr>
-              <w:t>C/C++, Python, CUDA, Triton, PyTorch Extensions, vLLM, veRL, Megatron-LM, FlashInfer, CUTLASS, and NCCL.</w:t>
+                <w:rFonts w:eastAsia="Times New Roman"/>
+              </w:rPr>
+              <w:t xml:space="preserve">C/C++, Python, CUDA, Triton, PyTorch Extensions, </w:t>
+            </w:r>
+            <w:proofErr w:type="spellStart"/>
+            <w:r>
+              <w:rPr>
+                <w:rFonts w:eastAsia="Times New Roman"/>
+              </w:rPr>
+              <w:t>vLLM</w:t>
+            </w:r>
+            <w:proofErr w:type="spellEnd"/>
+            <w:r>
+              <w:rPr>
+                <w:rFonts w:eastAsia="Times New Roman"/>
+              </w:rPr>
+              <w:t xml:space="preserve">, </w:t>
+            </w:r>
+            <w:proofErr w:type="spellStart"/>
+            <w:r>
+              <w:rPr>
+                <w:rFonts w:eastAsia="Times New Roman"/>
+              </w:rPr>
+              <w:t>veRL</w:t>
+            </w:r>
+            <w:proofErr w:type="spellEnd"/>
+            <w:r>
+              <w:rPr>
+                <w:rFonts w:eastAsia="Times New Roman"/>
+              </w:rPr>
+              <w:t xml:space="preserve">, Megatron-LM, </w:t>
+            </w:r>
+            <w:proofErr w:type="spellStart"/>
+            <w:r>
+              <w:rPr>
+                <w:rFonts w:eastAsia="Times New Roman"/>
+              </w:rPr>
+              <w:t>FlashInfer</w:t>
+            </w:r>
+            <w:proofErr w:type="spellEnd"/>
+            <w:r>
+              <w:rPr>
+                <w:rFonts w:eastAsia="Times New Roman"/>
+              </w:rPr>
+              <w:t>, CUTLASS, and NCCL.</w:t>
             </w:r>
           </w:p>
           <w:p>
             <w:pPr>
               <w:pStyle w:val="a"/>
-              <w:keepNext w:val="0"/>
+              <w:keepNext/>
+              <w:numPr>
+                <w:ilvl w:val="0"/>
+                <w:numId w:val="0"/>
+              </w:numPr>
+              <w:spacing w:after="40" w:line="264" w:lineRule="auto"/>
+              <w:ind w:left="440"/>
+              <w:rPr>
+                <w:color w:val="auto"/>
+                <w:lang w:eastAsia="zh-CN"/>
+              </w:rPr>
+            </w:pPr>
+          </w:p>
+          <w:p>
+            <w:pPr>
+              <w:pStyle w:val="a"/>
               <w:numPr>
                 <w:ilvl w:val="0"/>
                 <w:numId w:val="15"/>
               </w:numPr>
-              <w:spacing w:after="40" w:line="264" w:lineRule="auto" w:before="0"/>
+              <w:spacing w:after="40" w:line="264" w:lineRule="auto"/>
               <w:rPr>
                 <w:color w:val="auto"/>
                 <w:lang w:eastAsia="zh-CN"/>
@@ -1727,17 +1959,14 @@
             </w:pPr>
             <w:r>
               <w:rPr>
-                <w:rFonts w:ascii="Times New Roman" w:hAnsi="Times New Roman" w:eastAsia="Times New Roman"/>
-                <w:b/>
-                <w:sz w:val="20"/>
+                <w:rFonts w:eastAsia="Times New Roman"/>
+                <w:b/>
               </w:rPr>
               <w:t xml:space="preserve">Engineering Methodology: </w:t>
             </w:r>
             <w:r>
               <w:rPr>
-                <w:rFonts w:ascii="Times New Roman" w:hAnsi="Times New Roman" w:eastAsia="Times New Roman"/>
-                <w:b w:val="0"/>
-                <w:sz w:val="20"/>
+                <w:rFonts w:eastAsia="Times New Roman"/>
               </w:rPr>
               <w:t>Cross-repository analysis, minimal reproducers, controlled experiments, tests, benchmarks, and technical writing; Nsys, NCU, and Compute Sanitizer for profiling, fault isolation, and multi-GPU validation.</w:t>
             </w:r>

--- a/doc/Haoran_Feng_AIInfra_CUHK-Shenzhen_15024999885.docx
+++ b/doc/Haoran_Feng_AIInfra_CUHK-Shenzhen_15024999885.docx
@@ -1,6 +1,6 @@
 
 <file path=word/document.xml><?xml version="1.0" encoding="utf-8"?>
-<w:document xmlns:wpc="http://schemas.microsoft.com/office/word/2010/wordprocessingCanvas" xmlns:cx="http://schemas.microsoft.com/office/drawing/2014/chartex" xmlns:cx1="http://schemas.microsoft.com/office/drawing/2015/9/8/chartex" xmlns:cx2="http://schemas.microsoft.com/office/drawing/2015/10/21/chartex" xmlns:cx3="http://schemas.microsoft.com/office/drawing/2016/5/9/chartex" xmlns:cx4="http://schemas.microsoft.com/office/drawing/2016/5/10/chartex" xmlns:cx5="http://schemas.microsoft.com/office/drawing/2016/5/11/chartex" xmlns:cx6="http://schemas.microsoft.com/office/drawing/2016/5/12/chartex" xmlns:cx7="http://schemas.microsoft.com/office/drawing/2016/5/13/chartex" xmlns:cx8="http://schemas.microsoft.com/office/drawing/2016/5/14/chartex" xmlns:mc="http://schemas.openxmlformats.org/markup-compatibility/2006" xmlns:aink="http://schemas.microsoft.com/office/drawing/2016/ink" xmlns:am3d="http://schemas.microsoft.com/office/drawing/2017/model3d" xmlns:o="urn:schemas-microsoft-com:office:office" xmlns:oel="http://schemas.microsoft.com/office/2019/extlst" xmlns:r="http://schemas.openxmlformats.org/officeDocument/2006/relationships" xmlns:m="http://schemas.openxmlformats.org/officeDocument/2006/math" xmlns:v="urn:schemas-microsoft-com:vml" xmlns:wp14="http://schemas.microsoft.com/office/word/2010/wordprocessingDrawing" xmlns:wp="http://schemas.openxmlformats.org/drawingml/2006/wordprocessingDrawing" xmlns:w10="urn:schemas-microsoft-com:office:word" xmlns:w="http://schemas.openxmlformats.org/wordprocessingml/2006/main" xmlns:w14="http://schemas.microsoft.com/office/word/2010/wordml" xmlns:w15="http://schemas.microsoft.com/office/word/2012/wordml" xmlns:w16cex="http://schemas.microsoft.com/office/word/2018/wordml/cex" xmlns:w16cid="http://schemas.microsoft.com/office/word/2016/wordml/cid" xmlns:w16="http://schemas.microsoft.com/office/word/2018/wordml" xmlns:w16du="http://schemas.microsoft.com/office/word/2023/wordml/word16du" xmlns:w16sdtdh="http://schemas.microsoft.com/office/word/2020/wordml/sdtdatahash" xmlns:w16sdtfl="http://schemas.microsoft.com/office/word/2024/wordml/sdtformatlock" xmlns:w16se="http://schemas.microsoft.com/office/word/2015/wordml/symex" xmlns:wpg="http://schemas.microsoft.com/office/word/2010/wordprocessingGroup" xmlns:wpi="http://schemas.microsoft.com/office/word/2010/wordprocessingInk" xmlns:wne="http://schemas.microsoft.com/office/word/2006/wordml" xmlns:wps="http://schemas.microsoft.com/office/word/2010/wordprocessingShape" mc:Ignorable="w14 w15 w16se w16cid w16 w16cex w16sdtdh w16sdtfl w16du wp14">
+<w:document xmlns:wpc="http://schemas.microsoft.com/office/word/2010/wordprocessingCanvas" xmlns:cx="http://schemas.microsoft.com/office/drawing/2014/chartex" xmlns:cx1="http://schemas.microsoft.com/office/drawing/2015/9/8/chartex" xmlns:cx2="http://schemas.microsoft.com/office/drawing/2015/10/21/chartex" xmlns:cx3="http://schemas.microsoft.com/office/drawing/2016/5/9/chartex" xmlns:cx4="http://schemas.microsoft.com/office/drawing/2016/5/10/chartex" xmlns:cx5="http://schemas.microsoft.com/office/drawing/2016/5/11/chartex" xmlns:cx6="http://schemas.microsoft.com/office/drawing/2016/5/12/chartex" xmlns:cx7="http://schemas.microsoft.com/office/drawing/2016/5/13/chartex" xmlns:cx8="http://schemas.microsoft.com/office/drawing/2016/5/14/chartex" xmlns:mc="http://schemas.openxmlformats.org/markup-compatibility/2006" xmlns:aink="http://schemas.microsoft.com/office/drawing/2016/ink" xmlns:am3d="http://schemas.microsoft.com/office/drawing/2017/model3d" xmlns:o="urn:schemas-microsoft-com:office:office" xmlns:oel="http://schemas.microsoft.com/office/2019/extlst" xmlns:r="http://schemas.openxmlformats.org/officeDocument/2006/relationships" xmlns:m="http://schemas.openxmlformats.org/officeDocument/2006/math" xmlns:v="urn:schemas-microsoft-com:vml" xmlns:wp14="http://schemas.microsoft.com/office/word/2010/wordprocessingDrawing" xmlns:wp="http://schemas.openxmlformats.org/drawingml/2006/wordprocessingDrawing" xmlns:w10="urn:schemas-microsoft-com:office:word" xmlns:w="http://schemas.openxmlformats.org/wordprocessingml/2006/main" xmlns:w14="http://schemas.microsoft.com/office/word/2010/wordml" xmlns:w15="http://schemas.microsoft.com/office/word/2012/wordml" xmlns:w16cei="http://schemas.microsoft.com/office/word/2026/wordml/cei" xmlns:w16cex="http://schemas.microsoft.com/office/word/2018/wordml/cex" xmlns:w16cid="http://schemas.microsoft.com/office/word/2016/wordml/cid" xmlns:w16="http://schemas.microsoft.com/office/word/2018/wordml" xmlns:w16du="http://schemas.microsoft.com/office/word/2023/wordml/word16du" xmlns:w16sdtdh="http://schemas.microsoft.com/office/word/2020/wordml/sdtdatahash" xmlns:w16sdtfl="http://schemas.microsoft.com/office/word/2024/wordml/sdtformatlock" xmlns:w16se="http://schemas.microsoft.com/office/word/2015/wordml/symex" xmlns:wpg="http://schemas.microsoft.com/office/word/2010/wordprocessingGroup" xmlns:wpi="http://schemas.microsoft.com/office/word/2010/wordprocessingInk" xmlns:wne="http://schemas.microsoft.com/office/word/2006/wordml" xmlns:wps="http://schemas.microsoft.com/office/word/2010/wordprocessingShape" mc:Ignorable="w14 w15 w16se w16cid w16 w16cex w16sdtdh w16sdtfl w16du wp14">
   <w:body>
     <w:tbl>
       <w:tblPr>
@@ -78,7 +78,7 @@
               <w:ind w:firstLine="400"/>
               <w:jc w:val="center"/>
               <w:rPr>
-                <w:rFonts w:ascii="宋体" w:eastAsia="宋体" w:hAnsi="宋体" w:cstheme="minorHAnsi" w:hint="eastAsia"/>
+                <w:rFonts w:ascii="宋体" w:hAnsi="宋体" w:cstheme="minorHAnsi" w:hint="eastAsia"/>
               </w:rPr>
             </w:pPr>
             <w:r>
@@ -89,8 +89,64 @@
                 <w:szCs w:val="20"/>
                 <w:lang w:eastAsia="en-US"/>
               </w:rPr>
-              <w:t>Phone: (+86) 15024999885  Email: 225010160@link.cuhk.edu.cn</w:t>
-            </w:r>
+              <w:t xml:space="preserve">Phone: (+86) </w:t>
+            </w:r>
+            <w:proofErr w:type="gramStart"/>
+            <w:r>
+              <w:rPr>
+                <w:rFonts w:ascii="Times New Roman" w:eastAsia="Times New Roman" w:hAnsi="Times New Roman" w:cstheme="minorHAnsi"/>
+                <w:bCs/>
+                <w:sz w:val="20"/>
+                <w:szCs w:val="20"/>
+                <w:lang w:eastAsia="en-US"/>
+              </w:rPr>
+              <w:t>15024999885  Email</w:t>
+            </w:r>
+            <w:proofErr w:type="gramEnd"/>
+            <w:r>
+              <w:rPr>
+                <w:rFonts w:ascii="Times New Roman" w:eastAsia="Times New Roman" w:hAnsi="Times New Roman" w:cstheme="minorHAnsi"/>
+                <w:bCs/>
+                <w:sz w:val="20"/>
+                <w:szCs w:val="20"/>
+                <w:lang w:eastAsia="en-US"/>
+              </w:rPr>
+              <w:t xml:space="preserve">: </w:t>
+            </w:r>
+            <w:hyperlink r:id="rId7" w:history="1">
+              <w:r>
+                <w:rPr>
+                  <w:rStyle w:val="ab"/>
+                  <w:rFonts w:ascii="Times New Roman" w:eastAsia="Times New Roman" w:hAnsi="Times New Roman" w:cstheme="minorHAnsi"/>
+                  <w:bCs/>
+                  <w:sz w:val="20"/>
+                  <w:szCs w:val="20"/>
+                  <w:lang w:eastAsia="en-US"/>
+                </w:rPr>
+                <w:t>225010160@link.cuhk.edu.cn</w:t>
+              </w:r>
+            </w:hyperlink>
+            <w:r>
+              <w:rPr>
+                <w:rFonts w:ascii="Times New Roman" w:hAnsi="Times New Roman" w:cstheme="minorHAnsi" w:hint="eastAsia"/>
+                <w:bCs/>
+                <w:sz w:val="20"/>
+                <w:szCs w:val="20"/>
+              </w:rPr>
+              <w:t xml:space="preserve"> </w:t>
+            </w:r>
+            <w:hyperlink r:id="rId8" w:history="1">
+              <w:r>
+                <w:rPr>
+                  <w:rStyle w:val="ab"/>
+                  <w:rFonts w:ascii="Times New Roman" w:hAnsi="Times New Roman" w:cstheme="minorHAnsi"/>
+                  <w:bCs/>
+                  <w:sz w:val="20"/>
+                  <w:szCs w:val="20"/>
+                </w:rPr>
+                <w:t>Personal Web</w:t>
+              </w:r>
+            </w:hyperlink>
           </w:p>
         </w:tc>
       </w:tr>
@@ -1883,7 +1939,21 @@
               <w:rPr>
                 <w:rFonts w:eastAsia="Times New Roman"/>
               </w:rPr>
-              <w:t xml:space="preserve">C/C++, Python, CUDA, Triton, PyTorch Extensions, </w:t>
+              <w:t xml:space="preserve">C/C++, Python, CUDA, Triton, </w:t>
+            </w:r>
+            <w:proofErr w:type="spellStart"/>
+            <w:r>
+              <w:rPr>
+                <w:rFonts w:eastAsia="Times New Roman"/>
+              </w:rPr>
+              <w:t>PyTorch</w:t>
+            </w:r>
+            <w:proofErr w:type="spellEnd"/>
+            <w:r>
+              <w:rPr>
+                <w:rFonts w:eastAsia="Times New Roman"/>
+              </w:rPr>
+              <w:t xml:space="preserve"> Extensions, </w:t>
             </w:r>
             <w:proofErr w:type="spellStart"/>
             <w:r>
@@ -1993,7 +2063,7 @@
 </file>
 
 <file path=word/endnotes.xml><?xml version="1.0" encoding="utf-8"?>
-<w:endnotes xmlns:wpc="http://schemas.microsoft.com/office/word/2010/wordprocessingCanvas" xmlns:cx="http://schemas.microsoft.com/office/drawing/2014/chartex" xmlns:cx1="http://schemas.microsoft.com/office/drawing/2015/9/8/chartex" xmlns:cx2="http://schemas.microsoft.com/office/drawing/2015/10/21/chartex" xmlns:cx3="http://schemas.microsoft.com/office/drawing/2016/5/9/chartex" xmlns:cx4="http://schemas.microsoft.com/office/drawing/2016/5/10/chartex" xmlns:cx5="http://schemas.microsoft.com/office/drawing/2016/5/11/chartex" xmlns:cx6="http://schemas.microsoft.com/office/drawing/2016/5/12/chartex" xmlns:cx7="http://schemas.microsoft.com/office/drawing/2016/5/13/chartex" xmlns:cx8="http://schemas.microsoft.com/office/drawing/2016/5/14/chartex" xmlns:mc="http://schemas.openxmlformats.org/markup-compatibility/2006" xmlns:aink="http://schemas.microsoft.com/office/drawing/2016/ink" xmlns:am3d="http://schemas.microsoft.com/office/drawing/2017/model3d" xmlns:o="urn:schemas-microsoft-com:office:office" xmlns:oel="http://schemas.microsoft.com/office/2019/extlst" xmlns:r="http://schemas.openxmlformats.org/officeDocument/2006/relationships" xmlns:m="http://schemas.openxmlformats.org/officeDocument/2006/math" xmlns:v="urn:schemas-microsoft-com:vml" xmlns:wp14="http://schemas.microsoft.com/office/word/2010/wordprocessingDrawing" xmlns:wp="http://schemas.openxmlformats.org/drawingml/2006/wordprocessingDrawing" xmlns:w10="urn:schemas-microsoft-com:office:word" xmlns:w="http://schemas.openxmlformats.org/wordprocessingml/2006/main" xmlns:w14="http://schemas.microsoft.com/office/word/2010/wordml" xmlns:w15="http://schemas.microsoft.com/office/word/2012/wordml" xmlns:w16cex="http://schemas.microsoft.com/office/word/2018/wordml/cex" xmlns:w16cid="http://schemas.microsoft.com/office/word/2016/wordml/cid" xmlns:w16="http://schemas.microsoft.com/office/word/2018/wordml" xmlns:w16du="http://schemas.microsoft.com/office/word/2023/wordml/word16du" xmlns:w16sdtdh="http://schemas.microsoft.com/office/word/2020/wordml/sdtdatahash" xmlns:w16sdtfl="http://schemas.microsoft.com/office/word/2024/wordml/sdtformatlock" xmlns:w16se="http://schemas.microsoft.com/office/word/2015/wordml/symex" xmlns:wpg="http://schemas.microsoft.com/office/word/2010/wordprocessingGroup" xmlns:wpi="http://schemas.microsoft.com/office/word/2010/wordprocessingInk" xmlns:wne="http://schemas.microsoft.com/office/word/2006/wordml" xmlns:wps="http://schemas.microsoft.com/office/word/2010/wordprocessingShape" mc:Ignorable="w14 w15 w16se w16cid w16 w16cex w16sdtdh w16sdtfl w16du wp14">
+<w:endnotes xmlns:wpc="http://schemas.microsoft.com/office/word/2010/wordprocessingCanvas" xmlns:cx="http://schemas.microsoft.com/office/drawing/2014/chartex" xmlns:cx1="http://schemas.microsoft.com/office/drawing/2015/9/8/chartex" xmlns:cx2="http://schemas.microsoft.com/office/drawing/2015/10/21/chartex" xmlns:cx3="http://schemas.microsoft.com/office/drawing/2016/5/9/chartex" xmlns:cx4="http://schemas.microsoft.com/office/drawing/2016/5/10/chartex" xmlns:cx5="http://schemas.microsoft.com/office/drawing/2016/5/11/chartex" xmlns:cx6="http://schemas.microsoft.com/office/drawing/2016/5/12/chartex" xmlns:cx7="http://schemas.microsoft.com/office/drawing/2016/5/13/chartex" xmlns:cx8="http://schemas.microsoft.com/office/drawing/2016/5/14/chartex" xmlns:mc="http://schemas.openxmlformats.org/markup-compatibility/2006" xmlns:aink="http://schemas.microsoft.com/office/drawing/2016/ink" xmlns:am3d="http://schemas.microsoft.com/office/drawing/2017/model3d" xmlns:o="urn:schemas-microsoft-com:office:office" xmlns:oel="http://schemas.microsoft.com/office/2019/extlst" xmlns:r="http://schemas.openxmlformats.org/officeDocument/2006/relationships" xmlns:m="http://schemas.openxmlformats.org/officeDocument/2006/math" xmlns:v="urn:schemas-microsoft-com:vml" xmlns:wp14="http://schemas.microsoft.com/office/word/2010/wordprocessingDrawing" xmlns:wp="http://schemas.openxmlformats.org/drawingml/2006/wordprocessingDrawing" xmlns:w10="urn:schemas-microsoft-com:office:word" xmlns:w="http://schemas.openxmlformats.org/wordprocessingml/2006/main" xmlns:w14="http://schemas.microsoft.com/office/word/2010/wordml" xmlns:w15="http://schemas.microsoft.com/office/word/2012/wordml" xmlns:w16cei="http://schemas.microsoft.com/office/word/2026/wordml/cei" xmlns:w16cex="http://schemas.microsoft.com/office/word/2018/wordml/cex" xmlns:w16cid="http://schemas.microsoft.com/office/word/2016/wordml/cid" xmlns:w16="http://schemas.microsoft.com/office/word/2018/wordml" xmlns:w16du="http://schemas.microsoft.com/office/word/2023/wordml/word16du" xmlns:w16sdtdh="http://schemas.microsoft.com/office/word/2020/wordml/sdtdatahash" xmlns:w16sdtfl="http://schemas.microsoft.com/office/word/2024/wordml/sdtformatlock" xmlns:w16se="http://schemas.microsoft.com/office/word/2015/wordml/symex" xmlns:wpg="http://schemas.microsoft.com/office/word/2010/wordprocessingGroup" xmlns:wpi="http://schemas.microsoft.com/office/word/2010/wordprocessingInk" xmlns:wne="http://schemas.microsoft.com/office/word/2006/wordml" xmlns:wps="http://schemas.microsoft.com/office/word/2010/wordprocessingShape" mc:Ignorable="w14 w15 w16se w16cid w16 w16cex w16sdtdh w16sdtfl w16du wp14">
   <w:endnote w:type="separator" w:id="-1">
     <w:p>
       <w:pPr>
@@ -2018,7 +2088,7 @@
 </file>
 
 <file path=word/footnotes.xml><?xml version="1.0" encoding="utf-8"?>
-<w:footnotes xmlns:wpc="http://schemas.microsoft.com/office/word/2010/wordprocessingCanvas" xmlns:cx="http://schemas.microsoft.com/office/drawing/2014/chartex" xmlns:cx1="http://schemas.microsoft.com/office/drawing/2015/9/8/chartex" xmlns:cx2="http://schemas.microsoft.com/office/drawing/2015/10/21/chartex" xmlns:cx3="http://schemas.microsoft.com/office/drawing/2016/5/9/chartex" xmlns:cx4="http://schemas.microsoft.com/office/drawing/2016/5/10/chartex" xmlns:cx5="http://schemas.microsoft.com/office/drawing/2016/5/11/chartex" xmlns:cx6="http://schemas.microsoft.com/office/drawing/2016/5/12/chartex" xmlns:cx7="http://schemas.microsoft.com/office/drawing/2016/5/13/chartex" xmlns:cx8="http://schemas.microsoft.com/office/drawing/2016/5/14/chartex" xmlns:mc="http://schemas.openxmlformats.org/markup-compatibility/2006" xmlns:aink="http://schemas.microsoft.com/office/drawing/2016/ink" xmlns:am3d="http://schemas.microsoft.com/office/drawing/2017/model3d" xmlns:o="urn:schemas-microsoft-com:office:office" xmlns:oel="http://schemas.microsoft.com/office/2019/extlst" xmlns:r="http://schemas.openxmlformats.org/officeDocument/2006/relationships" xmlns:m="http://schemas.openxmlformats.org/officeDocument/2006/math" xmlns:v="urn:schemas-microsoft-com:vml" xmlns:wp14="http://schemas.microsoft.com/office/word/2010/wordprocessingDrawing" xmlns:wp="http://schemas.openxmlformats.org/drawingml/2006/wordprocessingDrawing" xmlns:w10="urn:schemas-microsoft-com:office:word" xmlns:w="http://schemas.openxmlformats.org/wordprocessingml/2006/main" xmlns:w14="http://schemas.microsoft.com/office/word/2010/wordml" xmlns:w15="http://schemas.microsoft.com/office/word/2012/wordml" xmlns:w16cex="http://schemas.microsoft.com/office/word/2018/wordml/cex" xmlns:w16cid="http://schemas.microsoft.com/office/word/2016/wordml/cid" xmlns:w16="http://schemas.microsoft.com/office/word/2018/wordml" xmlns:w16du="http://schemas.microsoft.com/office/word/2023/wordml/word16du" xmlns:w16sdtdh="http://schemas.microsoft.com/office/word/2020/wordml/sdtdatahash" xmlns:w16sdtfl="http://schemas.microsoft.com/office/word/2024/wordml/sdtformatlock" xmlns:w16se="http://schemas.microsoft.com/office/word/2015/wordml/symex" xmlns:wpg="http://schemas.microsoft.com/office/word/2010/wordprocessingGroup" xmlns:wpi="http://schemas.microsoft.com/office/word/2010/wordprocessingInk" xmlns:wne="http://schemas.microsoft.com/office/word/2006/wordml" xmlns:wps="http://schemas.microsoft.com/office/word/2010/wordprocessingShape" mc:Ignorable="w14 w15 w16se w16cid w16 w16cex w16sdtdh w16sdtfl w16du wp14">
+<w:footnotes xmlns:wpc="http://schemas.microsoft.com/office/word/2010/wordprocessingCanvas" xmlns:cx="http://schemas.microsoft.com/office/drawing/2014/chartex" xmlns:cx1="http://schemas.microsoft.com/office/drawing/2015/9/8/chartex" xmlns:cx2="http://schemas.microsoft.com/office/drawing/2015/10/21/chartex" xmlns:cx3="http://schemas.microsoft.com/office/drawing/2016/5/9/chartex" xmlns:cx4="http://schemas.microsoft.com/office/drawing/2016/5/10/chartex" xmlns:cx5="http://schemas.microsoft.com/office/drawing/2016/5/11/chartex" xmlns:cx6="http://schemas.microsoft.com/office/drawing/2016/5/12/chartex" xmlns:cx7="http://schemas.microsoft.com/office/drawing/2016/5/13/chartex" xmlns:cx8="http://schemas.microsoft.com/office/drawing/2016/5/14/chartex" xmlns:mc="http://schemas.openxmlformats.org/markup-compatibility/2006" xmlns:aink="http://schemas.microsoft.com/office/drawing/2016/ink" xmlns:am3d="http://schemas.microsoft.com/office/drawing/2017/model3d" xmlns:o="urn:schemas-microsoft-com:office:office" xmlns:oel="http://schemas.microsoft.com/office/2019/extlst" xmlns:r="http://schemas.openxmlformats.org/officeDocument/2006/relationships" xmlns:m="http://schemas.openxmlformats.org/officeDocument/2006/math" xmlns:v="urn:schemas-microsoft-com:vml" xmlns:wp14="http://schemas.microsoft.com/office/word/2010/wordprocessingDrawing" xmlns:wp="http://schemas.openxmlformats.org/drawingml/2006/wordprocessingDrawing" xmlns:w10="urn:schemas-microsoft-com:office:word" xmlns:w="http://schemas.openxmlformats.org/wordprocessingml/2006/main" xmlns:w14="http://schemas.microsoft.com/office/word/2010/wordml" xmlns:w15="http://schemas.microsoft.com/office/word/2012/wordml" xmlns:w16cei="http://schemas.microsoft.com/office/word/2026/wordml/cei" xmlns:w16cex="http://schemas.microsoft.com/office/word/2018/wordml/cex" xmlns:w16cid="http://schemas.microsoft.com/office/word/2016/wordml/cid" xmlns:w16="http://schemas.microsoft.com/office/word/2018/wordml" xmlns:w16du="http://schemas.microsoft.com/office/word/2023/wordml/word16du" xmlns:w16sdtdh="http://schemas.microsoft.com/office/word/2020/wordml/sdtdatahash" xmlns:w16sdtfl="http://schemas.microsoft.com/office/word/2024/wordml/sdtformatlock" xmlns:w16se="http://schemas.microsoft.com/office/word/2015/wordml/symex" xmlns:wpg="http://schemas.microsoft.com/office/word/2010/wordprocessingGroup" xmlns:wpi="http://schemas.microsoft.com/office/word/2010/wordprocessingInk" xmlns:wne="http://schemas.microsoft.com/office/word/2006/wordml" xmlns:wps="http://schemas.microsoft.com/office/word/2010/wordprocessingShape" mc:Ignorable="w14 w15 w16se w16cid w16 w16cex w16sdtdh w16sdtfl w16du wp14">
   <w:footnote w:type="separator" w:id="-1">
     <w:p>
       <w:pPr>
@@ -2043,7 +2113,7 @@
 </file>
 
 <file path=word/numbering.xml><?xml version="1.0" encoding="utf-8"?>
-<w:numbering xmlns:wpc="http://schemas.microsoft.com/office/word/2010/wordprocessingCanvas" xmlns:cx="http://schemas.microsoft.com/office/drawing/2014/chartex" xmlns:cx1="http://schemas.microsoft.com/office/drawing/2015/9/8/chartex" xmlns:cx2="http://schemas.microsoft.com/office/drawing/2015/10/21/chartex" xmlns:cx3="http://schemas.microsoft.com/office/drawing/2016/5/9/chartex" xmlns:cx4="http://schemas.microsoft.com/office/drawing/2016/5/10/chartex" xmlns:cx5="http://schemas.microsoft.com/office/drawing/2016/5/11/chartex" xmlns:cx6="http://schemas.microsoft.com/office/drawing/2016/5/12/chartex" xmlns:cx7="http://schemas.microsoft.com/office/drawing/2016/5/13/chartex" xmlns:cx8="http://schemas.microsoft.com/office/drawing/2016/5/14/chartex" xmlns:mc="http://schemas.openxmlformats.org/markup-compatibility/2006" xmlns:aink="http://schemas.microsoft.com/office/drawing/2016/ink" xmlns:am3d="http://schemas.microsoft.com/office/drawing/2017/model3d" xmlns:o="urn:schemas-microsoft-com:office:office" xmlns:oel="http://schemas.microsoft.com/office/2019/extlst" xmlns:r="http://schemas.openxmlformats.org/officeDocument/2006/relationships" xmlns:m="http://schemas.openxmlformats.org/officeDocument/2006/math" xmlns:v="urn:schemas-microsoft-com:vml" xmlns:wp14="http://schemas.microsoft.com/office/word/2010/wordprocessingDrawing" xmlns:wp="http://schemas.openxmlformats.org/drawingml/2006/wordprocessingDrawing" xmlns:w10="urn:schemas-microsoft-com:office:word" xmlns:w="http://schemas.openxmlformats.org/wordprocessingml/2006/main" xmlns:w14="http://schemas.microsoft.com/office/word/2010/wordml" xmlns:w15="http://schemas.microsoft.com/office/word/2012/wordml" xmlns:w16cex="http://schemas.microsoft.com/office/word/2018/wordml/cex" xmlns:w16cid="http://schemas.microsoft.com/office/word/2016/wordml/cid" xmlns:w16="http://schemas.microsoft.com/office/word/2018/wordml" xmlns:w16du="http://schemas.microsoft.com/office/word/2023/wordml/word16du" xmlns:w16sdtdh="http://schemas.microsoft.com/office/word/2020/wordml/sdtdatahash" xmlns:w16sdtfl="http://schemas.microsoft.com/office/word/2024/wordml/sdtformatlock" xmlns:w16se="http://schemas.microsoft.com/office/word/2015/wordml/symex" xmlns:wpg="http://schemas.microsoft.com/office/word/2010/wordprocessingGroup" xmlns:wpi="http://schemas.microsoft.com/office/word/2010/wordprocessingInk" xmlns:wne="http://schemas.microsoft.com/office/word/2006/wordml" xmlns:wps="http://schemas.microsoft.com/office/word/2010/wordprocessingShape" mc:Ignorable="w14 w15 w16se w16cid w16 w16cex w16sdtdh w16sdtfl w16du wp14">
+<w:numbering xmlns:wpc="http://schemas.microsoft.com/office/word/2010/wordprocessingCanvas" xmlns:cx="http://schemas.microsoft.com/office/drawing/2014/chartex" xmlns:cx1="http://schemas.microsoft.com/office/drawing/2015/9/8/chartex" xmlns:cx2="http://schemas.microsoft.com/office/drawing/2015/10/21/chartex" xmlns:cx3="http://schemas.microsoft.com/office/drawing/2016/5/9/chartex" xmlns:cx4="http://schemas.microsoft.com/office/drawing/2016/5/10/chartex" xmlns:cx5="http://schemas.microsoft.com/office/drawing/2016/5/11/chartex" xmlns:cx6="http://schemas.microsoft.com/office/drawing/2016/5/12/chartex" xmlns:cx7="http://schemas.microsoft.com/office/drawing/2016/5/13/chartex" xmlns:cx8="http://schemas.microsoft.com/office/drawing/2016/5/14/chartex" xmlns:mc="http://schemas.openxmlformats.org/markup-compatibility/2006" xmlns:aink="http://schemas.microsoft.com/office/drawing/2016/ink" xmlns:am3d="http://schemas.microsoft.com/office/drawing/2017/model3d" xmlns:o="urn:schemas-microsoft-com:office:office" xmlns:oel="http://schemas.microsoft.com/office/2019/extlst" xmlns:r="http://schemas.openxmlformats.org/officeDocument/2006/relationships" xmlns:m="http://schemas.openxmlformats.org/officeDocument/2006/math" xmlns:v="urn:schemas-microsoft-com:vml" xmlns:wp14="http://schemas.microsoft.com/office/word/2010/wordprocessingDrawing" xmlns:wp="http://schemas.openxmlformats.org/drawingml/2006/wordprocessingDrawing" xmlns:w10="urn:schemas-microsoft-com:office:word" xmlns:w="http://schemas.openxmlformats.org/wordprocessingml/2006/main" xmlns:w14="http://schemas.microsoft.com/office/word/2010/wordml" xmlns:w15="http://schemas.microsoft.com/office/word/2012/wordml" xmlns:w16cei="http://schemas.microsoft.com/office/word/2026/wordml/cei" xmlns:w16cex="http://schemas.microsoft.com/office/word/2018/wordml/cex" xmlns:w16cid="http://schemas.microsoft.com/office/word/2016/wordml/cid" xmlns:w16="http://schemas.microsoft.com/office/word/2018/wordml" xmlns:w16du="http://schemas.microsoft.com/office/word/2023/wordml/word16du" xmlns:w16sdtdh="http://schemas.microsoft.com/office/word/2020/wordml/sdtdatahash" xmlns:w16sdtfl="http://schemas.microsoft.com/office/word/2024/wordml/sdtformatlock" xmlns:w16se="http://schemas.microsoft.com/office/word/2015/wordml/symex" xmlns:wpg="http://schemas.microsoft.com/office/word/2010/wordprocessingGroup" xmlns:wpi="http://schemas.microsoft.com/office/word/2010/wordprocessingInk" xmlns:wne="http://schemas.microsoft.com/office/word/2006/wordml" xmlns:wps="http://schemas.microsoft.com/office/word/2010/wordprocessingShape" mc:Ignorable="w14 w15 w16se w16cid w16 w16cex w16sdtdh w16sdtfl w16du wp14">
   <w:abstractNum w:abstractNumId="0" w15:restartNumberingAfterBreak="0">
     <w:nsid w:val="FFFFFF89"/>
     <w:multiLevelType w:val="singleLevel"/>
